--- a/Personalized Career Orientation & Learning Roadmap Platform for Software Engineering Students..docx
+++ b/Personalized Career Orientation & Learning Roadmap Platform for Software Engineering Students..docx
@@ -3337,10 +3337,1753 @@
     <w:p>
       <w:pPr>
         <w:rPr>
-          <w:sz w:val="28"/>
-          <w:szCs w:val="28"/>
-        </w:rPr>
-      </w:pPr>
+          <w:rFonts w:ascii="Times New Roman" w:hAnsi="Times New Roman" w:cs="Times New Roman"/>
+          <w:sz w:val="28"/>
+          <w:szCs w:val="28"/>
+        </w:rPr>
+      </w:pPr>
+    </w:p>
+    <w:p>
+      <w:pPr>
+        <w:rPr>
+          <w:rFonts w:ascii="Times New Roman" w:hAnsi="Times New Roman" w:cs="Times New Roman"/>
+          <w:b/>
+          <w:bCs/>
+          <w:sz w:val="28"/>
+          <w:szCs w:val="28"/>
+        </w:rPr>
+      </w:pPr>
+      <w:r>
+        <w:rPr>
+          <w:rFonts w:ascii="Times New Roman" w:hAnsi="Times New Roman" w:cs="Times New Roman"/>
+          <w:b/>
+          <w:bCs/>
+          <w:sz w:val="28"/>
+          <w:szCs w:val="28"/>
+        </w:rPr>
+        <w:t>2.4.Nghiệp vụ hệ thống</w:t>
+      </w:r>
+    </w:p>
+    <w:p>
+      <w:pPr>
+        <w:rPr>
+          <w:rFonts w:ascii="Times New Roman" w:hAnsi="Times New Roman" w:cs="Times New Roman"/>
+          <w:b/>
+          <w:bCs/>
+          <w:sz w:val="28"/>
+          <w:szCs w:val="28"/>
+        </w:rPr>
+      </w:pPr>
+      <w:r>
+        <w:rPr>
+          <w:rFonts w:ascii="Times New Roman" w:hAnsi="Times New Roman" w:cs="Times New Roman"/>
+          <w:b/>
+          <w:bCs/>
+          <w:sz w:val="28"/>
+          <w:szCs w:val="28"/>
+        </w:rPr>
+        <w:t>2.4.1.</w:t>
+      </w:r>
+      <w:r>
+        <w:rPr>
+          <w:rFonts w:ascii="Times New Roman" w:hAnsi="Times New Roman" w:cs="Times New Roman"/>
+          <w:b/>
+          <w:bCs/>
+          <w:sz w:val="28"/>
+          <w:szCs w:val="28"/>
+        </w:rPr>
+        <w:t>Các nghiệp vụ chính</w:t>
+      </w:r>
+    </w:p>
+    <w:p>
+      <w:pPr>
+        <w:pStyle w:val="ListParagraph"/>
+        <w:numPr>
+          <w:ilvl w:val="0"/>
+          <w:numId w:val="28"/>
+        </w:numPr>
+        <w:rPr>
+          <w:rFonts w:ascii="Times New Roman" w:hAnsi="Times New Roman" w:cs="Times New Roman"/>
+          <w:sz w:val="28"/>
+          <w:szCs w:val="28"/>
+        </w:rPr>
+      </w:pPr>
+      <w:r>
+        <w:rPr>
+          <w:rFonts w:ascii="Times New Roman" w:hAnsi="Times New Roman" w:cs="Times New Roman"/>
+          <w:sz w:val="28"/>
+          <w:szCs w:val="28"/>
+        </w:rPr>
+        <w:t xml:space="preserve">Đăng nhập / Đăng ký hệ thống </w:t>
+      </w:r>
+    </w:p>
+    <w:p>
+      <w:pPr>
+        <w:pStyle w:val="ListParagraph"/>
+        <w:numPr>
+          <w:ilvl w:val="0"/>
+          <w:numId w:val="28"/>
+        </w:numPr>
+        <w:rPr>
+          <w:rFonts w:ascii="Times New Roman" w:hAnsi="Times New Roman" w:cs="Times New Roman"/>
+          <w:sz w:val="28"/>
+          <w:szCs w:val="28"/>
+        </w:rPr>
+      </w:pPr>
+      <w:r>
+        <w:rPr>
+          <w:rFonts w:ascii="Times New Roman" w:hAnsi="Times New Roman" w:cs="Times New Roman"/>
+          <w:sz w:val="28"/>
+          <w:szCs w:val="28"/>
+        </w:rPr>
+        <w:t xml:space="preserve">Quản lý Hồ sơ Sinh viên (Nhập điểm, kết nối GitHub Username) </w:t>
+      </w:r>
+    </w:p>
+    <w:p>
+      <w:pPr>
+        <w:pStyle w:val="ListParagraph"/>
+        <w:numPr>
+          <w:ilvl w:val="0"/>
+          <w:numId w:val="28"/>
+        </w:numPr>
+        <w:rPr>
+          <w:rFonts w:ascii="Times New Roman" w:hAnsi="Times New Roman" w:cs="Times New Roman"/>
+          <w:sz w:val="28"/>
+          <w:szCs w:val="28"/>
+        </w:rPr>
+      </w:pPr>
+      <w:r>
+        <w:rPr>
+          <w:rFonts w:ascii="Times New Roman" w:hAnsi="Times New Roman" w:cs="Times New Roman"/>
+          <w:sz w:val="28"/>
+          <w:szCs w:val="28"/>
+        </w:rPr>
+        <w:lastRenderedPageBreak/>
+        <w:t xml:space="preserve">Chọn vị trí mục tiêu &amp; Xem Lộ trình (Skill Tree dạng text) </w:t>
+      </w:r>
+    </w:p>
+    <w:p>
+      <w:pPr>
+        <w:pStyle w:val="ListParagraph"/>
+        <w:numPr>
+          <w:ilvl w:val="0"/>
+          <w:numId w:val="28"/>
+        </w:numPr>
+        <w:rPr>
+          <w:rFonts w:ascii="Times New Roman" w:hAnsi="Times New Roman" w:cs="Times New Roman"/>
+          <w:sz w:val="28"/>
+          <w:szCs w:val="28"/>
+        </w:rPr>
+      </w:pPr>
+      <w:r>
+        <w:rPr>
+          <w:rFonts w:ascii="Times New Roman" w:hAnsi="Times New Roman" w:cs="Times New Roman"/>
+          <w:sz w:val="28"/>
+          <w:szCs w:val="28"/>
+        </w:rPr>
+        <w:t xml:space="preserve">Trợ lý ảo AI Mentor (Nhập câu hỏi và nhận câu trả lời) </w:t>
+      </w:r>
+    </w:p>
+    <w:p>
+      <w:pPr>
+        <w:pStyle w:val="ListParagraph"/>
+        <w:numPr>
+          <w:ilvl w:val="0"/>
+          <w:numId w:val="28"/>
+        </w:numPr>
+        <w:rPr>
+          <w:rFonts w:ascii="Times New Roman" w:hAnsi="Times New Roman" w:cs="Times New Roman"/>
+          <w:sz w:val="28"/>
+          <w:szCs w:val="28"/>
+        </w:rPr>
+      </w:pPr>
+      <w:r>
+        <w:rPr>
+          <w:rFonts w:ascii="Times New Roman" w:hAnsi="Times New Roman" w:cs="Times New Roman"/>
+          <w:sz w:val="28"/>
+          <w:szCs w:val="28"/>
+        </w:rPr>
+        <w:t xml:space="preserve">Phân tích khoảng cách kỹ năng (Skill Gap Analysis) </w:t>
+      </w:r>
+    </w:p>
+    <w:p>
+      <w:pPr>
+        <w:pStyle w:val="ListParagraph"/>
+        <w:numPr>
+          <w:ilvl w:val="0"/>
+          <w:numId w:val="28"/>
+        </w:numPr>
+        <w:rPr>
+          <w:rFonts w:ascii="Times New Roman" w:hAnsi="Times New Roman" w:cs="Times New Roman"/>
+          <w:sz w:val="28"/>
+          <w:szCs w:val="28"/>
+        </w:rPr>
+      </w:pPr>
+      <w:r>
+        <w:rPr>
+          <w:rFonts w:ascii="Times New Roman" w:hAnsi="Times New Roman" w:cs="Times New Roman"/>
+          <w:sz w:val="28"/>
+          <w:szCs w:val="28"/>
+        </w:rPr>
+        <w:t>Xem xu hướng thị trường (Thống kê Job Trend dưới dạng bảng số liệu)</w:t>
+      </w:r>
+    </w:p>
+    <w:p>
+      <w:pPr>
+        <w:rPr>
+          <w:b/>
+          <w:bCs/>
+          <w:sz w:val="28"/>
+          <w:szCs w:val="28"/>
+        </w:rPr>
+      </w:pPr>
+      <w:r>
+        <w:rPr>
+          <w:b/>
+          <w:bCs/>
+          <w:sz w:val="28"/>
+          <w:szCs w:val="28"/>
+        </w:rPr>
+        <w:t>2.4.2.</w:t>
+      </w:r>
+      <w:r>
+        <w:rPr>
+          <w:b/>
+          <w:bCs/>
+          <w:sz w:val="28"/>
+          <w:szCs w:val="28"/>
+        </w:rPr>
+        <w:t xml:space="preserve">Mockup cho hệ thống Console </w:t>
+      </w:r>
+    </w:p>
+    <w:p>
+      <w:pPr>
+        <w:rPr>
+          <w:i/>
+          <w:iCs/>
+          <w:sz w:val="28"/>
+          <w:szCs w:val="28"/>
+        </w:rPr>
+      </w:pPr>
+      <w:r>
+        <w:rPr>
+          <w:i/>
+          <w:iCs/>
+          <w:sz w:val="28"/>
+          <w:szCs w:val="28"/>
+        </w:rPr>
+        <w:t xml:space="preserve">- </w:t>
+      </w:r>
+      <w:r>
+        <w:rPr>
+          <w:i/>
+          <w:iCs/>
+          <w:sz w:val="28"/>
+          <w:szCs w:val="28"/>
+        </w:rPr>
+        <w:t>Đăng nhập hệ thống</w:t>
+      </w:r>
+    </w:p>
+    <w:p>
+      <w:pPr>
+        <w:rPr>
+          <w:i/>
+          <w:iCs/>
+          <w:sz w:val="28"/>
+          <w:szCs w:val="28"/>
+        </w:rPr>
+      </w:pPr>
+      <w:r>
+        <w:rPr>
+          <w:i/>
+          <w:iCs/>
+          <w:sz w:val="28"/>
+          <w:szCs w:val="28"/>
+        </w:rPr>
+        <w:drawing>
+          <wp:inline distT="0" distB="0" distL="0" distR="0" wp14:anchorId="7B950624" wp14:editId="485B30CF">
+            <wp:extent cx="5943600" cy="1581785"/>
+            <wp:effectExtent l="0" t="0" r="0" b="0"/>
+            <wp:docPr id="1" name="Picture 1"/>
+            <wp:cNvGraphicFramePr>
+              <a:graphicFrameLocks xmlns:a="http://schemas.openxmlformats.org/drawingml/2006/main" noChangeAspect="1"/>
+            </wp:cNvGraphicFramePr>
+            <a:graphic xmlns:a="http://schemas.openxmlformats.org/drawingml/2006/main">
+              <a:graphicData uri="http://schemas.openxmlformats.org/drawingml/2006/picture">
+                <pic:pic xmlns:pic="http://schemas.openxmlformats.org/drawingml/2006/picture">
+                  <pic:nvPicPr>
+                    <pic:cNvPr id="1" name=""/>
+                    <pic:cNvPicPr/>
+                  </pic:nvPicPr>
+                  <pic:blipFill>
+                    <a:blip r:embed="rId5"/>
+                    <a:stretch>
+                      <a:fillRect/>
+                    </a:stretch>
+                  </pic:blipFill>
+                  <pic:spPr>
+                    <a:xfrm>
+                      <a:off x="0" y="0"/>
+                      <a:ext cx="5943600" cy="1581785"/>
+                    </a:xfrm>
+                    <a:prstGeom prst="rect">
+                      <a:avLst/>
+                    </a:prstGeom>
+                  </pic:spPr>
+                </pic:pic>
+              </a:graphicData>
+            </a:graphic>
+          </wp:inline>
+        </w:drawing>
+      </w:r>
+    </w:p>
+    <w:p>
+      <w:pPr>
+        <w:rPr>
+          <w:sz w:val="28"/>
+          <w:szCs w:val="28"/>
+        </w:rPr>
+      </w:pPr>
+      <w:r>
+        <w:rPr>
+          <w:sz w:val="28"/>
+          <w:szCs w:val="28"/>
+        </w:rPr>
+        <w:t>(Nội dung Text:</w:t>
+      </w:r>
+    </w:p>
+    <w:p>
+      <w:pPr>
+        <w:rPr>
+          <w:sz w:val="28"/>
+          <w:szCs w:val="28"/>
+        </w:rPr>
+      </w:pPr>
+      <w:r>
+        <w:rPr>
+          <w:sz w:val="28"/>
+          <w:szCs w:val="28"/>
+        </w:rPr>
+        <w:t xml:space="preserve">  </w:t>
+      </w:r>
+      <w:r>
+        <w:rPr>
+          <w:sz w:val="28"/>
+          <w:szCs w:val="28"/>
+        </w:rPr>
+        <w:t xml:space="preserve">==========HỆ THỐNG ĐỊNH HƯỚNG NGHỀ NGHIỆP IT ============ </w:t>
+      </w:r>
+    </w:p>
+    <w:p>
+      <w:pPr>
+        <w:rPr>
+          <w:sz w:val="28"/>
+          <w:szCs w:val="28"/>
+        </w:rPr>
+      </w:pPr>
+      <w:r>
+        <w:rPr>
+          <w:sz w:val="28"/>
+          <w:szCs w:val="28"/>
+        </w:rPr>
+        <w:t xml:space="preserve">1. Đăng ký tài khoản mới </w:t>
+      </w:r>
+    </w:p>
+    <w:p>
+      <w:pPr>
+        <w:rPr>
+          <w:sz w:val="28"/>
+          <w:szCs w:val="28"/>
+        </w:rPr>
+      </w:pPr>
+      <w:r>
+        <w:rPr>
+          <w:sz w:val="28"/>
+          <w:szCs w:val="28"/>
+        </w:rPr>
+        <w:t xml:space="preserve">2. Đăng nhập hệ thống (Local) 3. Đăng nhập thông qua Google OAuth 2.0 (Mô phỏng) </w:t>
+      </w:r>
+    </w:p>
+    <w:p>
+      <w:pPr>
+        <w:rPr>
+          <w:sz w:val="28"/>
+          <w:szCs w:val="28"/>
+        </w:rPr>
+      </w:pPr>
+      <w:r>
+        <w:rPr>
+          <w:sz w:val="28"/>
+          <w:szCs w:val="28"/>
+        </w:rPr>
+        <w:t>0.</w:t>
+      </w:r>
+      <w:r>
+        <w:rPr>
+          <w:sz w:val="28"/>
+          <w:szCs w:val="28"/>
+        </w:rPr>
+        <w:t xml:space="preserve"> </w:t>
+      </w:r>
+      <w:r>
+        <w:rPr>
+          <w:sz w:val="28"/>
+          <w:szCs w:val="28"/>
+        </w:rPr>
+        <w:t xml:space="preserve">Thoát ứng dụng ============================================================= </w:t>
+      </w:r>
+    </w:p>
+    <w:p>
+      <w:pPr>
+        <w:rPr>
+          <w:sz w:val="28"/>
+          <w:szCs w:val="28"/>
+        </w:rPr>
+      </w:pPr>
+      <w:r>
+        <w:rPr>
+          <w:sz w:val="28"/>
+          <w:szCs w:val="28"/>
+        </w:rPr>
+        <w:t xml:space="preserve">Lựa chọn của bạn (0-3): </w:t>
+      </w:r>
+    </w:p>
+    <w:p>
+      <w:pPr>
+        <w:rPr>
+          <w:sz w:val="28"/>
+          <w:szCs w:val="28"/>
+        </w:rPr>
+      </w:pPr>
+      <w:r>
+        <w:rPr>
+          <w:sz w:val="28"/>
+          <w:szCs w:val="28"/>
+        </w:rPr>
+        <w:t>)</w:t>
+      </w:r>
+    </w:p>
+    <w:p>
+      <w:pPr>
+        <w:rPr>
+          <w:sz w:val="28"/>
+          <w:szCs w:val="28"/>
+        </w:rPr>
+      </w:pPr>
+    </w:p>
+    <w:p>
+      <w:pPr>
+        <w:rPr>
+          <w:i/>
+          <w:iCs/>
+          <w:sz w:val="28"/>
+          <w:szCs w:val="28"/>
+        </w:rPr>
+      </w:pPr>
+      <w:r>
+        <w:rPr>
+          <w:i/>
+          <w:iCs/>
+          <w:sz w:val="28"/>
+          <w:szCs w:val="28"/>
+        </w:rPr>
+        <w:t>- Các nghiệp vụ trong hệ thống</w:t>
+      </w:r>
+    </w:p>
+    <w:p>
+      <w:pPr>
+        <w:rPr>
+          <w:sz w:val="28"/>
+          <w:szCs w:val="28"/>
+        </w:rPr>
+      </w:pPr>
+      <w:r>
+        <w:rPr>
+          <w:sz w:val="28"/>
+          <w:szCs w:val="28"/>
+        </w:rPr>
+        <w:lastRenderedPageBreak/>
+        <w:drawing>
+          <wp:inline distT="0" distB="0" distL="0" distR="0" wp14:anchorId="774A83C2" wp14:editId="101AD125">
+            <wp:extent cx="5943600" cy="2150745"/>
+            <wp:effectExtent l="0" t="0" r="0" b="1905"/>
+            <wp:docPr id="3" name="Picture 3"/>
+            <wp:cNvGraphicFramePr>
+              <a:graphicFrameLocks xmlns:a="http://schemas.openxmlformats.org/drawingml/2006/main" noChangeAspect="1"/>
+            </wp:cNvGraphicFramePr>
+            <a:graphic xmlns:a="http://schemas.openxmlformats.org/drawingml/2006/main">
+              <a:graphicData uri="http://schemas.openxmlformats.org/drawingml/2006/picture">
+                <pic:pic xmlns:pic="http://schemas.openxmlformats.org/drawingml/2006/picture">
+                  <pic:nvPicPr>
+                    <pic:cNvPr id="1" name=""/>
+                    <pic:cNvPicPr/>
+                  </pic:nvPicPr>
+                  <pic:blipFill>
+                    <a:blip r:embed="rId6"/>
+                    <a:stretch>
+                      <a:fillRect/>
+                    </a:stretch>
+                  </pic:blipFill>
+                  <pic:spPr>
+                    <a:xfrm>
+                      <a:off x="0" y="0"/>
+                      <a:ext cx="5943600" cy="2150745"/>
+                    </a:xfrm>
+                    <a:prstGeom prst="rect">
+                      <a:avLst/>
+                    </a:prstGeom>
+                  </pic:spPr>
+                </pic:pic>
+              </a:graphicData>
+            </a:graphic>
+          </wp:inline>
+        </w:drawing>
+      </w:r>
+    </w:p>
+    <w:p>
+      <w:pPr>
+        <w:rPr>
+          <w:sz w:val="28"/>
+          <w:szCs w:val="28"/>
+        </w:rPr>
+      </w:pPr>
+      <w:r>
+        <w:rPr>
+          <w:sz w:val="28"/>
+          <w:szCs w:val="28"/>
+        </w:rPr>
+        <w:t>(Nội dung Text:</w:t>
+      </w:r>
+    </w:p>
+    <w:p>
+      <w:pPr>
+        <w:rPr>
+          <w:sz w:val="28"/>
+          <w:szCs w:val="28"/>
+        </w:rPr>
+      </w:pPr>
+      <w:r>
+        <w:rPr>
+          <w:sz w:val="28"/>
+          <w:szCs w:val="28"/>
+        </w:rPr>
+        <w:t xml:space="preserve">================ MENU CHỨC NĂNG - SINH VIÊN: [Nguyễn Văn A] ================ </w:t>
+      </w:r>
+    </w:p>
+    <w:p>
+      <w:pPr>
+        <w:rPr>
+          <w:sz w:val="28"/>
+          <w:szCs w:val="28"/>
+        </w:rPr>
+      </w:pPr>
+      <w:r>
+        <w:rPr>
+          <w:sz w:val="28"/>
+          <w:szCs w:val="28"/>
+        </w:rPr>
+        <w:t xml:space="preserve">1. Quản lý Hồ sơ cá nhân </w:t>
+      </w:r>
+      <w:r>
+        <w:rPr>
+          <w:sz w:val="28"/>
+          <w:szCs w:val="28"/>
+        </w:rPr>
+        <w:t xml:space="preserve">&amp; E-Portfolio </w:t>
+      </w:r>
+      <w:r>
+        <w:rPr>
+          <w:sz w:val="28"/>
+          <w:szCs w:val="28"/>
+        </w:rPr>
+        <w:t xml:space="preserve">(Cập nhật MSSV, Transcript, liên kết GitHub) </w:t>
+      </w:r>
+    </w:p>
+    <w:p>
+      <w:pPr>
+        <w:rPr>
+          <w:sz w:val="28"/>
+          <w:szCs w:val="28"/>
+        </w:rPr>
+      </w:pPr>
+      <w:r>
+        <w:rPr>
+          <w:sz w:val="28"/>
+          <w:szCs w:val="28"/>
+        </w:rPr>
+        <w:t xml:space="preserve">2. Cài đặt mục tiêu Nghề nghiệp (Chọn Tech Path) </w:t>
+      </w:r>
+    </w:p>
+    <w:p>
+      <w:pPr>
+        <w:rPr>
+          <w:sz w:val="28"/>
+          <w:szCs w:val="28"/>
+        </w:rPr>
+      </w:pPr>
+      <w:r>
+        <w:rPr>
+          <w:sz w:val="28"/>
+          <w:szCs w:val="28"/>
+        </w:rPr>
+        <w:t xml:space="preserve">3. Xem Lộ trình cá nhân hóa (Hiển thị Skill Tree dạng văn bản phân cấp) </w:t>
+      </w:r>
+    </w:p>
+    <w:p>
+      <w:pPr>
+        <w:rPr>
+          <w:sz w:val="28"/>
+          <w:szCs w:val="28"/>
+        </w:rPr>
+      </w:pPr>
+      <w:r>
+        <w:rPr>
+          <w:sz w:val="28"/>
+          <w:szCs w:val="28"/>
+        </w:rPr>
+        <w:t xml:space="preserve">4. Tương tác với Trợ lý ảo AI Virtual Mentor (Hỏi đáp định hướng) </w:t>
+      </w:r>
+    </w:p>
+    <w:p>
+      <w:pPr>
+        <w:rPr>
+          <w:sz w:val="28"/>
+          <w:szCs w:val="28"/>
+        </w:rPr>
+      </w:pPr>
+      <w:r>
+        <w:rPr>
+          <w:sz w:val="28"/>
+          <w:szCs w:val="28"/>
+        </w:rPr>
+        <w:t xml:space="preserve">5. Chạy phân tích khoảng cách kỹ năng (Skill Gap Analysis &amp; Xuất báo cáo) </w:t>
+      </w:r>
+    </w:p>
+    <w:p>
+      <w:pPr>
+        <w:rPr>
+          <w:sz w:val="28"/>
+          <w:szCs w:val="28"/>
+        </w:rPr>
+      </w:pPr>
+      <w:r>
+        <w:rPr>
+          <w:sz w:val="28"/>
+          <w:szCs w:val="28"/>
+        </w:rPr>
+        <w:t xml:space="preserve">6. Khảo sát thị trường tuyển dụng (Xem thống kê Job Trend số liệu) </w:t>
+      </w:r>
+    </w:p>
+    <w:p>
+      <w:pPr>
+        <w:rPr>
+          <w:sz w:val="28"/>
+          <w:szCs w:val="28"/>
+        </w:rPr>
+      </w:pPr>
+      <w:r>
+        <w:rPr>
+          <w:sz w:val="28"/>
+          <w:szCs w:val="28"/>
+        </w:rPr>
+        <w:t xml:space="preserve">7. Đăng xuất (Quay lại Menu hệ thống) 0. Thoát hẳn ứng dụng ==============================================================Lựa chọn của bạn (0-7): </w:t>
+      </w:r>
+    </w:p>
+    <w:p>
+      <w:pPr>
+        <w:rPr>
+          <w:sz w:val="28"/>
+          <w:szCs w:val="28"/>
+        </w:rPr>
+      </w:pPr>
+      <w:r>
+        <w:rPr>
+          <w:sz w:val="28"/>
+          <w:szCs w:val="28"/>
+        </w:rPr>
+        <w:t>)</w:t>
+      </w:r>
+    </w:p>
+    <w:p>
+      <w:pPr>
+        <w:rPr>
+          <w:sz w:val="28"/>
+          <w:szCs w:val="28"/>
+        </w:rPr>
+      </w:pPr>
+    </w:p>
+    <w:p>
+      <w:pPr>
+        <w:rPr>
+          <w:sz w:val="28"/>
+          <w:szCs w:val="28"/>
+        </w:rPr>
+      </w:pPr>
+    </w:p>
+    <w:p>
+      <w:pPr>
+        <w:rPr>
+          <w:sz w:val="28"/>
+          <w:szCs w:val="28"/>
+        </w:rPr>
+      </w:pPr>
+    </w:p>
+    <w:p>
+      <w:pPr>
+        <w:rPr>
+          <w:sz w:val="28"/>
+          <w:szCs w:val="28"/>
+        </w:rPr>
+      </w:pPr>
+    </w:p>
+    <w:p>
+      <w:pPr>
+        <w:rPr>
+          <w:sz w:val="28"/>
+          <w:szCs w:val="28"/>
+        </w:rPr>
+      </w:pPr>
+      <w:r>
+        <w:rPr>
+          <w:sz w:val="28"/>
+          <w:szCs w:val="28"/>
+        </w:rPr>
+        <w:lastRenderedPageBreak/>
+        <w:t xml:space="preserve">1. Quản lý Hồ sơ cá nhân </w:t>
+      </w:r>
+      <w:r>
+        <w:rPr>
+          <w:sz w:val="28"/>
+          <w:szCs w:val="28"/>
+        </w:rPr>
+        <w:t xml:space="preserve">&amp; E-Portfolio </w:t>
+      </w:r>
+      <w:r>
+        <w:rPr>
+          <w:sz w:val="28"/>
+          <w:szCs w:val="28"/>
+        </w:rPr>
+        <w:t xml:space="preserve">(Cập nhật MSSV, Transcript, liên kết GitHub) </w:t>
+      </w:r>
+    </w:p>
+    <w:p>
+      <w:pPr>
+        <w:rPr>
+          <w:sz w:val="28"/>
+          <w:szCs w:val="28"/>
+        </w:rPr>
+      </w:pPr>
+      <w:r>
+        <w:rPr>
+          <w:sz w:val="28"/>
+          <w:szCs w:val="28"/>
+        </w:rPr>
+        <w:drawing>
+          <wp:inline distT="0" distB="0" distL="0" distR="0" wp14:anchorId="742D8EF9" wp14:editId="23661ED7">
+            <wp:extent cx="5943600" cy="2715895"/>
+            <wp:effectExtent l="0" t="0" r="0" b="8255"/>
+            <wp:docPr id="6" name="Picture 6"/>
+            <wp:cNvGraphicFramePr>
+              <a:graphicFrameLocks xmlns:a="http://schemas.openxmlformats.org/drawingml/2006/main" noChangeAspect="1"/>
+            </wp:cNvGraphicFramePr>
+            <a:graphic xmlns:a="http://schemas.openxmlformats.org/drawingml/2006/main">
+              <a:graphicData uri="http://schemas.openxmlformats.org/drawingml/2006/picture">
+                <pic:pic xmlns:pic="http://schemas.openxmlformats.org/drawingml/2006/picture">
+                  <pic:nvPicPr>
+                    <pic:cNvPr id="1" name=""/>
+                    <pic:cNvPicPr/>
+                  </pic:nvPicPr>
+                  <pic:blipFill>
+                    <a:blip r:embed="rId7"/>
+                    <a:stretch>
+                      <a:fillRect/>
+                    </a:stretch>
+                  </pic:blipFill>
+                  <pic:spPr>
+                    <a:xfrm>
+                      <a:off x="0" y="0"/>
+                      <a:ext cx="5943600" cy="2715895"/>
+                    </a:xfrm>
+                    <a:prstGeom prst="rect">
+                      <a:avLst/>
+                    </a:prstGeom>
+                  </pic:spPr>
+                </pic:pic>
+              </a:graphicData>
+            </a:graphic>
+          </wp:inline>
+        </w:drawing>
+      </w:r>
+    </w:p>
+    <w:p>
+      <w:pPr>
+        <w:rPr>
+          <w:sz w:val="28"/>
+          <w:szCs w:val="28"/>
+        </w:rPr>
+      </w:pPr>
+      <w:r>
+        <w:rPr>
+          <w:sz w:val="28"/>
+          <w:szCs w:val="28"/>
+        </w:rPr>
+        <w:t>(Nội dung Text:</w:t>
+      </w:r>
+    </w:p>
+    <w:p>
+      <w:pPr>
+        <w:rPr>
+          <w:sz w:val="28"/>
+          <w:szCs w:val="28"/>
+        </w:rPr>
+      </w:pPr>
+      <w:r>
+        <w:rPr>
+          <w:sz w:val="28"/>
+          <w:szCs w:val="28"/>
+        </w:rPr>
+        <w:t>========== QUẢN LÝ HỒ SƠ CÁ NHÂN &amp; E-PORTFOLIO ===========</w:t>
+      </w:r>
+    </w:p>
+    <w:p>
+      <w:pPr>
+        <w:rPr>
+          <w:sz w:val="28"/>
+          <w:szCs w:val="28"/>
+        </w:rPr>
+      </w:pPr>
+      <w:r>
+        <w:rPr>
+          <w:sz w:val="28"/>
+          <w:szCs w:val="28"/>
+        </w:rPr>
+        <w:t>[Thông tin hiện tại]:</w:t>
+      </w:r>
+    </w:p>
+    <w:p>
+      <w:pPr>
+        <w:rPr>
+          <w:sz w:val="28"/>
+          <w:szCs w:val="28"/>
+        </w:rPr>
+      </w:pPr>
+      <w:r>
+        <w:rPr>
+          <w:sz w:val="28"/>
+          <w:szCs w:val="28"/>
+        </w:rPr>
+        <w:t>- Sinh viên: Nguyễn Văn A | MSSV: 089205007475</w:t>
+      </w:r>
+    </w:p>
+    <w:p>
+      <w:pPr>
+        <w:rPr>
+          <w:sz w:val="28"/>
+          <w:szCs w:val="28"/>
+        </w:rPr>
+      </w:pPr>
+      <w:r>
+        <w:rPr>
+          <w:sz w:val="28"/>
+          <w:szCs w:val="28"/>
+        </w:rPr>
+        <w:t xml:space="preserve">- GitHub Username: nguyenvana123 </w:t>
+      </w:r>
+    </w:p>
+    <w:p>
+      <w:pPr>
+        <w:rPr>
+          <w:sz w:val="28"/>
+          <w:szCs w:val="28"/>
+        </w:rPr>
+      </w:pPr>
+      <w:r>
+        <w:rPr>
+          <w:sz w:val="28"/>
+          <w:szCs w:val="28"/>
+        </w:rPr>
+        <w:t>- URL E-Portfolio: http://smart-career.vn/portfolio/99a1b2c3</w:t>
+      </w:r>
+    </w:p>
+    <w:p>
+      <w:pPr>
+        <w:rPr>
+          <w:sz w:val="28"/>
+          <w:szCs w:val="28"/>
+        </w:rPr>
+      </w:pPr>
+    </w:p>
+    <w:p>
+      <w:pPr>
+        <w:rPr>
+          <w:sz w:val="28"/>
+          <w:szCs w:val="28"/>
+        </w:rPr>
+      </w:pPr>
+      <w:r>
+        <w:rPr>
+          <w:sz w:val="28"/>
+          <w:szCs w:val="28"/>
+        </w:rPr>
+        <w:t>LỰA CHỌN CHỨC NĂNG:</w:t>
+      </w:r>
+    </w:p>
+    <w:p>
+      <w:pPr>
+        <w:rPr>
+          <w:sz w:val="28"/>
+          <w:szCs w:val="28"/>
+        </w:rPr>
+      </w:pPr>
+      <w:r>
+        <w:rPr>
+          <w:sz w:val="28"/>
+          <w:szCs w:val="28"/>
+        </w:rPr>
+        <w:t>1. Cập nhật thông tin cá nhân (Họ tên, MSSV)</w:t>
+      </w:r>
+    </w:p>
+    <w:p>
+      <w:pPr>
+        <w:rPr>
+          <w:sz w:val="28"/>
+          <w:szCs w:val="28"/>
+        </w:rPr>
+      </w:pPr>
+      <w:r>
+        <w:rPr>
+          <w:sz w:val="28"/>
+          <w:szCs w:val="28"/>
+        </w:rPr>
+        <w:t>2. Liên kết GitHub (Đồng bộ Repo &amp; Kích hoạt AI trích xuất README)</w:t>
+      </w:r>
+    </w:p>
+    <w:p>
+      <w:pPr>
+        <w:rPr>
+          <w:sz w:val="28"/>
+          <w:szCs w:val="28"/>
+        </w:rPr>
+      </w:pPr>
+      <w:r>
+        <w:rPr>
+          <w:sz w:val="28"/>
+          <w:szCs w:val="28"/>
+        </w:rPr>
+        <w:t xml:space="preserve">3. Sinh mã liên kết chia sẻ E-Portfolio </w:t>
+      </w:r>
+      <w:r>
+        <w:rPr>
+          <w:sz w:val="28"/>
+          <w:szCs w:val="28"/>
+        </w:rPr>
+        <w:t>(</w:t>
+      </w:r>
+      <w:r>
+        <w:rPr>
+          <w:sz w:val="28"/>
+          <w:szCs w:val="28"/>
+        </w:rPr>
+        <w:t>URL)</w:t>
+      </w:r>
+    </w:p>
+    <w:p>
+      <w:pPr>
+        <w:rPr>
+          <w:sz w:val="28"/>
+          <w:szCs w:val="28"/>
+        </w:rPr>
+      </w:pPr>
+      <w:r>
+        <w:rPr>
+          <w:sz w:val="28"/>
+          <w:szCs w:val="28"/>
+        </w:rPr>
+        <w:t>0. Quay lại Menu chính</w:t>
+      </w:r>
+    </w:p>
+    <w:p>
+      <w:pPr>
+        <w:rPr>
+          <w:sz w:val="28"/>
+          <w:szCs w:val="28"/>
+        </w:rPr>
+      </w:pPr>
+      <w:r>
+        <w:rPr>
+          <w:sz w:val="28"/>
+          <w:szCs w:val="28"/>
+        </w:rPr>
+        <w:t>=============================================================</w:t>
+      </w:r>
+    </w:p>
+    <w:p>
+      <w:pPr>
+        <w:rPr>
+          <w:sz w:val="28"/>
+          <w:szCs w:val="28"/>
+        </w:rPr>
+      </w:pPr>
+      <w:r>
+        <w:rPr>
+          <w:sz w:val="28"/>
+          <w:szCs w:val="28"/>
+        </w:rPr>
+        <w:t>Lựa chọn của bạn (0-3): _</w:t>
+      </w:r>
+    </w:p>
+    <w:p>
+      <w:pPr>
+        <w:rPr>
+          <w:sz w:val="28"/>
+          <w:szCs w:val="28"/>
+        </w:rPr>
+      </w:pPr>
+      <w:r>
+        <w:rPr>
+          <w:sz w:val="28"/>
+          <w:szCs w:val="28"/>
+        </w:rPr>
+        <w:lastRenderedPageBreak/>
+        <w:t>)</w:t>
+      </w:r>
+    </w:p>
+    <w:p>
+      <w:pPr>
+        <w:rPr>
+          <w:sz w:val="28"/>
+          <w:szCs w:val="28"/>
+        </w:rPr>
+      </w:pPr>
+      <w:r>
+        <w:rPr>
+          <w:sz w:val="28"/>
+          <w:szCs w:val="28"/>
+        </w:rPr>
+        <w:t>2.</w:t>
+      </w:r>
+    </w:p>
+    <w:p>
+      <w:pPr>
+        <w:rPr>
+          <w:sz w:val="28"/>
+          <w:szCs w:val="28"/>
+        </w:rPr>
+      </w:pPr>
+    </w:p>
+    <w:p>
+      <w:pPr>
+        <w:rPr>
+          <w:sz w:val="28"/>
+          <w:szCs w:val="28"/>
+        </w:rPr>
+      </w:pPr>
+      <w:r>
+        <w:rPr>
+          <w:sz w:val="28"/>
+          <w:szCs w:val="28"/>
+        </w:rPr>
+        <w:t>3.</w:t>
+      </w:r>
+    </w:p>
+    <w:p>
+      <w:pPr>
+        <w:rPr>
+          <w:sz w:val="28"/>
+          <w:szCs w:val="28"/>
+        </w:rPr>
+      </w:pPr>
+      <w:r>
+        <w:rPr>
+          <w:sz w:val="28"/>
+          <w:szCs w:val="28"/>
+        </w:rPr>
+        <w:drawing>
+          <wp:inline distT="0" distB="0" distL="0" distR="0" wp14:anchorId="12F152FC" wp14:editId="6F5DEF26">
+            <wp:extent cx="5943600" cy="4079240"/>
+            <wp:effectExtent l="0" t="0" r="0" b="0"/>
+            <wp:docPr id="7" name="Picture 7"/>
+            <wp:cNvGraphicFramePr>
+              <a:graphicFrameLocks xmlns:a="http://schemas.openxmlformats.org/drawingml/2006/main" noChangeAspect="1"/>
+            </wp:cNvGraphicFramePr>
+            <a:graphic xmlns:a="http://schemas.openxmlformats.org/drawingml/2006/main">
+              <a:graphicData uri="http://schemas.openxmlformats.org/drawingml/2006/picture">
+                <pic:pic xmlns:pic="http://schemas.openxmlformats.org/drawingml/2006/picture">
+                  <pic:nvPicPr>
+                    <pic:cNvPr id="1" name=""/>
+                    <pic:cNvPicPr/>
+                  </pic:nvPicPr>
+                  <pic:blipFill>
+                    <a:blip r:embed="rId8"/>
+                    <a:stretch>
+                      <a:fillRect/>
+                    </a:stretch>
+                  </pic:blipFill>
+                  <pic:spPr>
+                    <a:xfrm>
+                      <a:off x="0" y="0"/>
+                      <a:ext cx="5943600" cy="4079240"/>
+                    </a:xfrm>
+                    <a:prstGeom prst="rect">
+                      <a:avLst/>
+                    </a:prstGeom>
+                  </pic:spPr>
+                </pic:pic>
+              </a:graphicData>
+            </a:graphic>
+          </wp:inline>
+        </w:drawing>
+      </w:r>
+    </w:p>
+    <w:p>
+      <w:pPr>
+        <w:rPr>
+          <w:sz w:val="28"/>
+          <w:szCs w:val="28"/>
+        </w:rPr>
+      </w:pPr>
+      <w:r>
+        <w:rPr>
+          <w:sz w:val="28"/>
+          <w:szCs w:val="28"/>
+        </w:rPr>
+        <w:t>(Nội dung Text</w:t>
+      </w:r>
+    </w:p>
+    <w:p>
+      <w:pPr>
+        <w:rPr>
+          <w:sz w:val="28"/>
+          <w:szCs w:val="28"/>
+        </w:rPr>
+      </w:pPr>
+      <w:r>
+        <w:rPr>
+          <w:sz w:val="28"/>
+          <w:szCs w:val="28"/>
+        </w:rPr>
+        <w:t>============ LỘ TRÌNH CHI TIẾT: BACKEND DEVELOPER ===========</w:t>
+      </w:r>
+    </w:p>
+    <w:p>
+      <w:pPr>
+        <w:rPr>
+          <w:sz w:val="28"/>
+          <w:szCs w:val="28"/>
+        </w:rPr>
+      </w:pPr>
+      <w:r>
+        <w:rPr>
+          <w:sz w:val="28"/>
+          <w:szCs w:val="28"/>
+        </w:rPr>
+        <w:t>Tiến độ tổng thể: [</w:t>
+      </w:r>
+      <w:r>
+        <w:rPr>
+          <w:rFonts w:ascii="Arial" w:hAnsi="Arial" w:cs="Arial"/>
+          <w:sz w:val="28"/>
+          <w:szCs w:val="28"/>
+        </w:rPr>
+        <w:t>██████░░░░</w:t>
+      </w:r>
+      <w:r>
+        <w:rPr>
+          <w:sz w:val="28"/>
+          <w:szCs w:val="28"/>
+        </w:rPr>
+        <w:t>] 60%</w:t>
+      </w:r>
+    </w:p>
+    <w:p>
+      <w:pPr>
+        <w:rPr>
+          <w:sz w:val="28"/>
+          <w:szCs w:val="28"/>
+        </w:rPr>
+      </w:pPr>
+    </w:p>
+    <w:p>
+      <w:pPr>
+        <w:rPr>
+          <w:sz w:val="28"/>
+          <w:szCs w:val="28"/>
+        </w:rPr>
+      </w:pPr>
+      <w:r>
+        <w:rPr>
+          <w:sz w:val="28"/>
+          <w:szCs w:val="28"/>
+        </w:rPr>
+        <w:t>1. [X] KỸ NĂNG: Java Core (Mức độ: Bắt buộc) - TRẠNG THÁI: HOÀN THÀNH</w:t>
+      </w:r>
+    </w:p>
+    <w:p>
+      <w:pPr>
+        <w:rPr>
+          <w:sz w:val="28"/>
+          <w:szCs w:val="28"/>
+        </w:rPr>
+      </w:pPr>
+      <w:r>
+        <w:rPr>
+          <w:sz w:val="28"/>
+          <w:szCs w:val="28"/>
+        </w:rPr>
+        <w:t xml:space="preserve">   </w:t>
+      </w:r>
+      <w:r>
+        <w:rPr>
+          <w:rFonts w:ascii="Arial" w:hAnsi="Arial" w:cs="Arial"/>
+          <w:sz w:val="28"/>
+          <w:szCs w:val="28"/>
+        </w:rPr>
+        <w:t>├</w:t>
+      </w:r>
+      <w:r>
+        <w:rPr>
+          <w:rFonts w:ascii="Aptos" w:hAnsi="Aptos" w:cs="Aptos"/>
+          <w:sz w:val="28"/>
+          <w:szCs w:val="28"/>
+        </w:rPr>
+        <w:t>──</w:t>
+      </w:r>
+      <w:r>
+        <w:rPr>
+          <w:sz w:val="28"/>
+          <w:szCs w:val="28"/>
+        </w:rPr>
+        <w:t xml:space="preserve"> T</w:t>
+      </w:r>
+      <w:r>
+        <w:rPr>
+          <w:rFonts w:ascii="Aptos" w:hAnsi="Aptos" w:cs="Aptos"/>
+          <w:sz w:val="28"/>
+          <w:szCs w:val="28"/>
+        </w:rPr>
+        <w:t>à</w:t>
+      </w:r>
+      <w:r>
+        <w:rPr>
+          <w:sz w:val="28"/>
+          <w:szCs w:val="28"/>
+        </w:rPr>
+        <w:t>i liệu tham khảo:</w:t>
+      </w:r>
+    </w:p>
+    <w:p>
+      <w:pPr>
+        <w:rPr>
+          <w:sz w:val="28"/>
+          <w:szCs w:val="28"/>
+        </w:rPr>
+      </w:pPr>
+      <w:r>
+        <w:rPr>
+          <w:sz w:val="28"/>
+          <w:szCs w:val="28"/>
+        </w:rPr>
+        <w:t xml:space="preserve">   │   </w:t>
+      </w:r>
+      <w:r>
+        <w:rPr>
+          <w:rFonts w:ascii="Segoe UI Emoji" w:hAnsi="Segoe UI Emoji" w:cs="Segoe UI Emoji"/>
+          <w:sz w:val="28"/>
+          <w:szCs w:val="28"/>
+        </w:rPr>
+        <w:t>🔹</w:t>
+      </w:r>
+      <w:r>
+        <w:rPr>
+          <w:sz w:val="28"/>
+          <w:szCs w:val="28"/>
+        </w:rPr>
+        <w:t xml:space="preserve"> [Video] Khóa học Java Core căn bản (Link: https://youtube.com/...)</w:t>
+      </w:r>
+    </w:p>
+    <w:p>
+      <w:pPr>
+        <w:rPr>
+          <w:sz w:val="28"/>
+          <w:szCs w:val="28"/>
+        </w:rPr>
+      </w:pPr>
+      <w:r>
+        <w:rPr>
+          <w:sz w:val="28"/>
+          <w:szCs w:val="28"/>
+        </w:rPr>
+        <w:lastRenderedPageBreak/>
+        <w:t xml:space="preserve">   │   </w:t>
+      </w:r>
+      <w:r>
+        <w:rPr>
+          <w:rFonts w:ascii="Segoe UI Emoji" w:hAnsi="Segoe UI Emoji" w:cs="Segoe UI Emoji"/>
+          <w:sz w:val="28"/>
+          <w:szCs w:val="28"/>
+        </w:rPr>
+        <w:t>🔹</w:t>
+      </w:r>
+      <w:r>
+        <w:rPr>
+          <w:sz w:val="28"/>
+          <w:szCs w:val="28"/>
+        </w:rPr>
+        <w:t xml:space="preserve"> [Doc] Tài liệu hướng dẫn Oracle Java (Link: https://docs.oracle.com/...)</w:t>
+      </w:r>
+    </w:p>
+    <w:p>
+      <w:pPr>
+        <w:rPr>
+          <w:sz w:val="28"/>
+          <w:szCs w:val="28"/>
+        </w:rPr>
+      </w:pPr>
+    </w:p>
+    <w:p>
+      <w:pPr>
+        <w:rPr>
+          <w:sz w:val="28"/>
+          <w:szCs w:val="28"/>
+        </w:rPr>
+      </w:pPr>
+      <w:r>
+        <w:rPr>
+          <w:sz w:val="28"/>
+          <w:szCs w:val="28"/>
+        </w:rPr>
+        <w:t>2. [</w:t>
+      </w:r>
+      <w:r>
+        <w:rPr>
+          <w:rFonts w:ascii="Cambria Math" w:hAnsi="Cambria Math" w:cs="Cambria Math"/>
+          <w:sz w:val="28"/>
+          <w:szCs w:val="28"/>
+        </w:rPr>
+        <w:t>▶</w:t>
+      </w:r>
+      <w:r>
+        <w:rPr>
+          <w:sz w:val="28"/>
+          <w:szCs w:val="28"/>
+        </w:rPr>
+        <w:t>] KỸ NĂNG: Kiến thức Cơ sở dữ liệu (Mức độ: Bắt buộc) - TRẠNG THÁI: ĐANG HỌC</w:t>
+      </w:r>
+    </w:p>
+    <w:p>
+      <w:pPr>
+        <w:rPr>
+          <w:sz w:val="28"/>
+          <w:szCs w:val="28"/>
+        </w:rPr>
+      </w:pPr>
+      <w:r>
+        <w:rPr>
+          <w:sz w:val="28"/>
+          <w:szCs w:val="28"/>
+        </w:rPr>
+        <w:t xml:space="preserve">   </w:t>
+      </w:r>
+      <w:r>
+        <w:rPr>
+          <w:rFonts w:ascii="Arial" w:hAnsi="Arial" w:cs="Arial"/>
+          <w:sz w:val="28"/>
+          <w:szCs w:val="28"/>
+        </w:rPr>
+        <w:t>├</w:t>
+      </w:r>
+      <w:r>
+        <w:rPr>
+          <w:rFonts w:ascii="Aptos" w:hAnsi="Aptos" w:cs="Aptos"/>
+          <w:sz w:val="28"/>
+          <w:szCs w:val="28"/>
+        </w:rPr>
+        <w:t>──</w:t>
+      </w:r>
+      <w:r>
+        <w:rPr>
+          <w:sz w:val="28"/>
+          <w:szCs w:val="28"/>
+        </w:rPr>
+        <w:t xml:space="preserve"> 2.1. [X] SQL Server (N</w:t>
+      </w:r>
+      <w:r>
+        <w:rPr>
+          <w:rFonts w:ascii="Aptos" w:hAnsi="Aptos" w:cs="Aptos"/>
+          <w:sz w:val="28"/>
+          <w:szCs w:val="28"/>
+        </w:rPr>
+        <w:t>ú</w:t>
+      </w:r>
+      <w:r>
+        <w:rPr>
+          <w:sz w:val="28"/>
+          <w:szCs w:val="28"/>
+        </w:rPr>
+        <w:t>t con của Cấu trúc DB)</w:t>
+      </w:r>
+    </w:p>
+    <w:p>
+      <w:pPr>
+        <w:rPr>
+          <w:sz w:val="28"/>
+          <w:szCs w:val="28"/>
+        </w:rPr>
+      </w:pPr>
+      <w:r>
+        <w:rPr>
+          <w:sz w:val="28"/>
+          <w:szCs w:val="28"/>
+        </w:rPr>
+        <w:t xml:space="preserve">   │   │   └── </w:t>
+      </w:r>
+      <w:r>
+        <w:rPr>
+          <w:rFonts w:ascii="Segoe UI Emoji" w:hAnsi="Segoe UI Emoji" w:cs="Segoe UI Emoji"/>
+          <w:sz w:val="28"/>
+          <w:szCs w:val="28"/>
+        </w:rPr>
+        <w:t>🔹</w:t>
+      </w:r>
+      <w:r>
+        <w:rPr>
+          <w:sz w:val="28"/>
+          <w:szCs w:val="28"/>
+        </w:rPr>
+        <w:t xml:space="preserve"> [Doc] Microsoft SQL Documentation (Link: https://learn.microsoft.com/...)</w:t>
+      </w:r>
+    </w:p>
+    <w:p>
+      <w:pPr>
+        <w:rPr>
+          <w:sz w:val="28"/>
+          <w:szCs w:val="28"/>
+        </w:rPr>
+      </w:pPr>
+      <w:r>
+        <w:rPr>
+          <w:sz w:val="28"/>
+          <w:szCs w:val="28"/>
+        </w:rPr>
+        <w:t xml:space="preserve">   │   </w:t>
+      </w:r>
+    </w:p>
+    <w:p>
+      <w:pPr>
+        <w:rPr>
+          <w:sz w:val="28"/>
+          <w:szCs w:val="28"/>
+        </w:rPr>
+      </w:pPr>
+      <w:r>
+        <w:rPr>
+          <w:sz w:val="28"/>
+          <w:szCs w:val="28"/>
+        </w:rPr>
+        <w:t xml:space="preserve">   </w:t>
+      </w:r>
+      <w:r>
+        <w:rPr>
+          <w:rFonts w:ascii="Arial" w:hAnsi="Arial" w:cs="Arial"/>
+          <w:sz w:val="28"/>
+          <w:szCs w:val="28"/>
+        </w:rPr>
+        <w:t>├</w:t>
+      </w:r>
+      <w:r>
+        <w:rPr>
+          <w:rFonts w:ascii="Aptos" w:hAnsi="Aptos" w:cs="Aptos"/>
+          <w:sz w:val="28"/>
+          <w:szCs w:val="28"/>
+        </w:rPr>
+        <w:t>──</w:t>
+      </w:r>
+      <w:r>
+        <w:rPr>
+          <w:sz w:val="28"/>
+          <w:szCs w:val="28"/>
+        </w:rPr>
+        <w:t xml:space="preserve"> 2.2. [</w:t>
+      </w:r>
+      <w:r>
+        <w:rPr>
+          <w:rFonts w:ascii="Cambria Math" w:hAnsi="Cambria Math" w:cs="Cambria Math"/>
+          <w:sz w:val="28"/>
+          <w:szCs w:val="28"/>
+        </w:rPr>
+        <w:t>▶</w:t>
+      </w:r>
+      <w:r>
+        <w:rPr>
+          <w:sz w:val="28"/>
+          <w:szCs w:val="28"/>
+        </w:rPr>
+        <w:t>] PostgreSQL (N</w:t>
+      </w:r>
+      <w:r>
+        <w:rPr>
+          <w:rFonts w:ascii="Aptos" w:hAnsi="Aptos" w:cs="Aptos"/>
+          <w:sz w:val="28"/>
+          <w:szCs w:val="28"/>
+        </w:rPr>
+        <w:t>ú</w:t>
+      </w:r>
+      <w:r>
+        <w:rPr>
+          <w:sz w:val="28"/>
+          <w:szCs w:val="28"/>
+        </w:rPr>
+        <w:t>t con của Cấu trúc DB)</w:t>
+      </w:r>
+    </w:p>
+    <w:p>
+      <w:pPr>
+        <w:rPr>
+          <w:sz w:val="28"/>
+          <w:szCs w:val="28"/>
+        </w:rPr>
+      </w:pPr>
+      <w:r>
+        <w:rPr>
+          <w:sz w:val="28"/>
+          <w:szCs w:val="28"/>
+        </w:rPr>
+        <w:t xml:space="preserve">   │       └── </w:t>
+      </w:r>
+      <w:r>
+        <w:rPr>
+          <w:rFonts w:ascii="Segoe UI Emoji" w:hAnsi="Segoe UI Emoji" w:cs="Segoe UI Emoji"/>
+          <w:sz w:val="28"/>
+          <w:szCs w:val="28"/>
+        </w:rPr>
+        <w:t>🔹</w:t>
+      </w:r>
+      <w:r>
+        <w:rPr>
+          <w:sz w:val="28"/>
+          <w:szCs w:val="28"/>
+        </w:rPr>
+        <w:t xml:space="preserve"> [Video] Làm chủ PostgreSQL trong 2 giờ (Link: https://youtube.com/...)</w:t>
+      </w:r>
+    </w:p>
+    <w:p>
+      <w:pPr>
+        <w:rPr>
+          <w:sz w:val="28"/>
+          <w:szCs w:val="28"/>
+        </w:rPr>
+      </w:pPr>
+    </w:p>
+    <w:p>
+      <w:pPr>
+        <w:rPr>
+          <w:sz w:val="28"/>
+          <w:szCs w:val="28"/>
+        </w:rPr>
+      </w:pPr>
+      <w:r>
+        <w:rPr>
+          <w:sz w:val="28"/>
+          <w:szCs w:val="28"/>
+        </w:rPr>
+        <w:t>3. [ ] KỸ NĂNG: Spring Boot Framework (Mức độ: Nâng cao) - TRẠNG THÁI: CHƯA HỌC</w:t>
+      </w:r>
+    </w:p>
+    <w:p>
+      <w:pPr>
+        <w:rPr>
+          <w:sz w:val="28"/>
+          <w:szCs w:val="28"/>
+        </w:rPr>
+      </w:pPr>
+      <w:r>
+        <w:rPr>
+          <w:sz w:val="28"/>
+          <w:szCs w:val="28"/>
+        </w:rPr>
+        <w:t xml:space="preserve">   </w:t>
+      </w:r>
+      <w:r>
+        <w:rPr>
+          <w:rFonts w:ascii="Arial" w:hAnsi="Arial" w:cs="Arial"/>
+          <w:sz w:val="28"/>
+          <w:szCs w:val="28"/>
+        </w:rPr>
+        <w:t>├</w:t>
+      </w:r>
+      <w:r>
+        <w:rPr>
+          <w:rFonts w:ascii="Aptos" w:hAnsi="Aptos" w:cs="Aptos"/>
+          <w:sz w:val="28"/>
+          <w:szCs w:val="28"/>
+        </w:rPr>
+        <w:t>──</w:t>
+      </w:r>
+      <w:r>
+        <w:rPr>
+          <w:sz w:val="28"/>
+          <w:szCs w:val="28"/>
+        </w:rPr>
+        <w:t xml:space="preserve"> T</w:t>
+      </w:r>
+      <w:r>
+        <w:rPr>
+          <w:rFonts w:ascii="Aptos" w:hAnsi="Aptos" w:cs="Aptos"/>
+          <w:sz w:val="28"/>
+          <w:szCs w:val="28"/>
+        </w:rPr>
+        <w:t>à</w:t>
+      </w:r>
+      <w:r>
+        <w:rPr>
+          <w:sz w:val="28"/>
+          <w:szCs w:val="28"/>
+        </w:rPr>
+        <w:t>i liệu tham khảo:</w:t>
+      </w:r>
+    </w:p>
+    <w:p>
+      <w:pPr>
+        <w:rPr>
+          <w:sz w:val="28"/>
+          <w:szCs w:val="28"/>
+        </w:rPr>
+      </w:pPr>
+      <w:r>
+        <w:rPr>
+          <w:sz w:val="28"/>
+          <w:szCs w:val="28"/>
+        </w:rPr>
+        <w:t xml:space="preserve">   │   </w:t>
+      </w:r>
+      <w:r>
+        <w:rPr>
+          <w:rFonts w:ascii="Segoe UI Emoji" w:hAnsi="Segoe UI Emoji" w:cs="Segoe UI Emoji"/>
+          <w:sz w:val="28"/>
+          <w:szCs w:val="28"/>
+        </w:rPr>
+        <w:t>🔹</w:t>
+      </w:r>
+      <w:r>
+        <w:rPr>
+          <w:sz w:val="28"/>
+          <w:szCs w:val="28"/>
+        </w:rPr>
+        <w:t xml:space="preserve"> [Doc] Spring Boot Reference Guide (Link: https://spring.io/projects/spring-boot)</w:t>
+      </w:r>
+    </w:p>
+    <w:p>
+      <w:pPr>
+        <w:rPr>
+          <w:sz w:val="28"/>
+          <w:szCs w:val="28"/>
+        </w:rPr>
+      </w:pPr>
+      <w:r>
+        <w:rPr>
+          <w:sz w:val="28"/>
+          <w:szCs w:val="28"/>
+        </w:rPr>
+        <w:t xml:space="preserve">   │   </w:t>
+      </w:r>
+      <w:r>
+        <w:rPr>
+          <w:rFonts w:ascii="Segoe UI Emoji" w:hAnsi="Segoe UI Emoji" w:cs="Segoe UI Emoji"/>
+          <w:sz w:val="28"/>
+          <w:szCs w:val="28"/>
+        </w:rPr>
+        <w:t>🔹</w:t>
+      </w:r>
+      <w:r>
+        <w:rPr>
+          <w:sz w:val="28"/>
+          <w:szCs w:val="28"/>
+        </w:rPr>
+        <w:t xml:space="preserve"> [Course] Xây dựng RESTful API với Spring (Link: https://udemy.com/...)</w:t>
+      </w:r>
+    </w:p>
+    <w:p>
+      <w:pPr>
+        <w:rPr>
+          <w:sz w:val="28"/>
+          <w:szCs w:val="28"/>
+        </w:rPr>
+      </w:pPr>
+    </w:p>
+    <w:p>
+      <w:pPr>
+        <w:rPr>
+          <w:sz w:val="28"/>
+          <w:szCs w:val="28"/>
+        </w:rPr>
+      </w:pPr>
+      <w:r>
+        <w:rPr>
+          <w:sz w:val="28"/>
+          <w:szCs w:val="28"/>
+        </w:rPr>
+        <w:t>==============================================================</w:t>
+      </w:r>
+    </w:p>
+    <w:p>
+      <w:pPr>
+        <w:rPr>
+          <w:sz w:val="28"/>
+          <w:szCs w:val="28"/>
+        </w:rPr>
+      </w:pPr>
+      <w:r>
+        <w:rPr>
+          <w:sz w:val="28"/>
+          <w:szCs w:val="28"/>
+        </w:rPr>
+        <w:t>[Mẹo]: Nhấn số ID của Kỹ năng (e.g., 1, 2.2) để cập nhật Trạng thái học tập.</w:t>
+      </w:r>
+    </w:p>
+    <w:p>
+      <w:pPr>
+        <w:rPr>
+          <w:sz w:val="28"/>
+          <w:szCs w:val="28"/>
+        </w:rPr>
+      </w:pPr>
+      <w:r>
+        <w:rPr>
+          <w:sz w:val="28"/>
+          <w:szCs w:val="28"/>
+        </w:rPr>
+        <w:t>Nhấn '0' để quay lại Menu chính.</w:t>
+      </w:r>
+    </w:p>
+    <w:p>
+      <w:pPr>
+        <w:rPr>
+          <w:sz w:val="28"/>
+          <w:szCs w:val="28"/>
+        </w:rPr>
+      </w:pPr>
+      <w:r>
+        <w:rPr>
+          <w:sz w:val="28"/>
+          <w:szCs w:val="28"/>
+        </w:rPr>
+        <w:t>Lựa chọn của bạn: _</w:t>
+      </w:r>
+    </w:p>
+    <w:p>
+      <w:pPr>
+        <w:rPr>
+          <w:sz w:val="28"/>
+          <w:szCs w:val="28"/>
+        </w:rPr>
+      </w:pPr>
+      <w:r>
+        <w:rPr>
+          <w:sz w:val="28"/>
+          <w:szCs w:val="28"/>
+        </w:rPr>
+        <w:t>)</w:t>
+      </w:r>
     </w:p>
     <w:p>
       <w:pPr>
@@ -4939,6 +6682,95 @@
     </w:lvl>
   </w:abstractNum>
   <w:abstractNum w:abstractNumId="14" w15:restartNumberingAfterBreak="0">
+    <w:nsid w:val="46795DCF"/>
+    <w:multiLevelType w:val="hybridMultilevel"/>
+    <w:tmpl w:val="AB1E5214"/>
+    <w:lvl w:ilvl="0" w:tplc="0409000F">
+      <w:start w:val="1"/>
+      <w:numFmt w:val="decimal"/>
+      <w:lvlText w:val="%1."/>
+      <w:lvlJc w:val="left"/>
+      <w:pPr>
+        <w:ind w:left="720" w:hanging="360"/>
+      </w:pPr>
+      <w:rPr>
+        <w:rFonts w:hint="default"/>
+      </w:rPr>
+    </w:lvl>
+    <w:lvl w:ilvl="1" w:tplc="04090019" w:tentative="1">
+      <w:start w:val="1"/>
+      <w:numFmt w:val="lowerLetter"/>
+      <w:lvlText w:val="%2."/>
+      <w:lvlJc w:val="left"/>
+      <w:pPr>
+        <w:ind w:left="1440" w:hanging="360"/>
+      </w:pPr>
+    </w:lvl>
+    <w:lvl w:ilvl="2" w:tplc="0409001B" w:tentative="1">
+      <w:start w:val="1"/>
+      <w:numFmt w:val="lowerRoman"/>
+      <w:lvlText w:val="%3."/>
+      <w:lvlJc w:val="right"/>
+      <w:pPr>
+        <w:ind w:left="2160" w:hanging="180"/>
+      </w:pPr>
+    </w:lvl>
+    <w:lvl w:ilvl="3" w:tplc="0409000F" w:tentative="1">
+      <w:start w:val="1"/>
+      <w:numFmt w:val="decimal"/>
+      <w:lvlText w:val="%4."/>
+      <w:lvlJc w:val="left"/>
+      <w:pPr>
+        <w:ind w:left="2880" w:hanging="360"/>
+      </w:pPr>
+    </w:lvl>
+    <w:lvl w:ilvl="4" w:tplc="04090019" w:tentative="1">
+      <w:start w:val="1"/>
+      <w:numFmt w:val="lowerLetter"/>
+      <w:lvlText w:val="%5."/>
+      <w:lvlJc w:val="left"/>
+      <w:pPr>
+        <w:ind w:left="3600" w:hanging="360"/>
+      </w:pPr>
+    </w:lvl>
+    <w:lvl w:ilvl="5" w:tplc="0409001B" w:tentative="1">
+      <w:start w:val="1"/>
+      <w:numFmt w:val="lowerRoman"/>
+      <w:lvlText w:val="%6."/>
+      <w:lvlJc w:val="right"/>
+      <w:pPr>
+        <w:ind w:left="4320" w:hanging="180"/>
+      </w:pPr>
+    </w:lvl>
+    <w:lvl w:ilvl="6" w:tplc="0409000F" w:tentative="1">
+      <w:start w:val="1"/>
+      <w:numFmt w:val="decimal"/>
+      <w:lvlText w:val="%7."/>
+      <w:lvlJc w:val="left"/>
+      <w:pPr>
+        <w:ind w:left="5040" w:hanging="360"/>
+      </w:pPr>
+    </w:lvl>
+    <w:lvl w:ilvl="7" w:tplc="04090019" w:tentative="1">
+      <w:start w:val="1"/>
+      <w:numFmt w:val="lowerLetter"/>
+      <w:lvlText w:val="%8."/>
+      <w:lvlJc w:val="left"/>
+      <w:pPr>
+        <w:ind w:left="5760" w:hanging="360"/>
+      </w:pPr>
+    </w:lvl>
+    <w:lvl w:ilvl="8" w:tplc="0409001B" w:tentative="1">
+      <w:start w:val="1"/>
+      <w:numFmt w:val="lowerRoman"/>
+      <w:lvlText w:val="%9."/>
+      <w:lvlJc w:val="right"/>
+      <w:pPr>
+        <w:ind w:left="6480" w:hanging="180"/>
+      </w:pPr>
+    </w:lvl>
+  </w:abstractNum>
+  <w:abstractNum w:abstractNumId="15" w15:restartNumberingAfterBreak="0">
     <w:nsid w:val="47C33D44"/>
     <w:multiLevelType w:val="hybridMultilevel"/>
     <w:tmpl w:val="11764B76"/>
@@ -5051,7 +6883,120 @@
       </w:rPr>
     </w:lvl>
   </w:abstractNum>
-  <w:abstractNum w:abstractNumId="15" w15:restartNumberingAfterBreak="0">
+  <w:abstractNum w:abstractNumId="16" w15:restartNumberingAfterBreak="0">
+    <w:nsid w:val="4DB9730E"/>
+    <w:multiLevelType w:val="hybridMultilevel"/>
+    <w:tmpl w:val="3EC0CEB2"/>
+    <w:lvl w:ilvl="0" w:tplc="04090003">
+      <w:start w:val="1"/>
+      <w:numFmt w:val="bullet"/>
+      <w:lvlText w:val="o"/>
+      <w:lvlJc w:val="left"/>
+      <w:pPr>
+        <w:ind w:left="720" w:hanging="360"/>
+      </w:pPr>
+      <w:rPr>
+        <w:rFonts w:ascii="Courier New" w:hAnsi="Courier New" w:cs="Courier New" w:hint="default"/>
+      </w:rPr>
+    </w:lvl>
+    <w:lvl w:ilvl="1" w:tplc="04090003" w:tentative="1">
+      <w:start w:val="1"/>
+      <w:numFmt w:val="bullet"/>
+      <w:lvlText w:val="o"/>
+      <w:lvlJc w:val="left"/>
+      <w:pPr>
+        <w:ind w:left="1440" w:hanging="360"/>
+      </w:pPr>
+      <w:rPr>
+        <w:rFonts w:ascii="Courier New" w:hAnsi="Courier New" w:cs="Courier New" w:hint="default"/>
+      </w:rPr>
+    </w:lvl>
+    <w:lvl w:ilvl="2" w:tplc="04090005" w:tentative="1">
+      <w:start w:val="1"/>
+      <w:numFmt w:val="bullet"/>
+      <w:lvlText w:val=""/>
+      <w:lvlJc w:val="left"/>
+      <w:pPr>
+        <w:ind w:left="2160" w:hanging="360"/>
+      </w:pPr>
+      <w:rPr>
+        <w:rFonts w:ascii="Wingdings" w:hAnsi="Wingdings" w:hint="default"/>
+      </w:rPr>
+    </w:lvl>
+    <w:lvl w:ilvl="3" w:tplc="04090001" w:tentative="1">
+      <w:start w:val="1"/>
+      <w:numFmt w:val="bullet"/>
+      <w:lvlText w:val=""/>
+      <w:lvlJc w:val="left"/>
+      <w:pPr>
+        <w:ind w:left="2880" w:hanging="360"/>
+      </w:pPr>
+      <w:rPr>
+        <w:rFonts w:ascii="Symbol" w:hAnsi="Symbol" w:hint="default"/>
+      </w:rPr>
+    </w:lvl>
+    <w:lvl w:ilvl="4" w:tplc="04090003" w:tentative="1">
+      <w:start w:val="1"/>
+      <w:numFmt w:val="bullet"/>
+      <w:lvlText w:val="o"/>
+      <w:lvlJc w:val="left"/>
+      <w:pPr>
+        <w:ind w:left="3600" w:hanging="360"/>
+      </w:pPr>
+      <w:rPr>
+        <w:rFonts w:ascii="Courier New" w:hAnsi="Courier New" w:cs="Courier New" w:hint="default"/>
+      </w:rPr>
+    </w:lvl>
+    <w:lvl w:ilvl="5" w:tplc="04090005" w:tentative="1">
+      <w:start w:val="1"/>
+      <w:numFmt w:val="bullet"/>
+      <w:lvlText w:val=""/>
+      <w:lvlJc w:val="left"/>
+      <w:pPr>
+        <w:ind w:left="4320" w:hanging="360"/>
+      </w:pPr>
+      <w:rPr>
+        <w:rFonts w:ascii="Wingdings" w:hAnsi="Wingdings" w:hint="default"/>
+      </w:rPr>
+    </w:lvl>
+    <w:lvl w:ilvl="6" w:tplc="04090001" w:tentative="1">
+      <w:start w:val="1"/>
+      <w:numFmt w:val="bullet"/>
+      <w:lvlText w:val=""/>
+      <w:lvlJc w:val="left"/>
+      <w:pPr>
+        <w:ind w:left="5040" w:hanging="360"/>
+      </w:pPr>
+      <w:rPr>
+        <w:rFonts w:ascii="Symbol" w:hAnsi="Symbol" w:hint="default"/>
+      </w:rPr>
+    </w:lvl>
+    <w:lvl w:ilvl="7" w:tplc="04090003" w:tentative="1">
+      <w:start w:val="1"/>
+      <w:numFmt w:val="bullet"/>
+      <w:lvlText w:val="o"/>
+      <w:lvlJc w:val="left"/>
+      <w:pPr>
+        <w:ind w:left="5760" w:hanging="360"/>
+      </w:pPr>
+      <w:rPr>
+        <w:rFonts w:ascii="Courier New" w:hAnsi="Courier New" w:cs="Courier New" w:hint="default"/>
+      </w:rPr>
+    </w:lvl>
+    <w:lvl w:ilvl="8" w:tplc="04090005" w:tentative="1">
+      <w:start w:val="1"/>
+      <w:numFmt w:val="bullet"/>
+      <w:lvlText w:val=""/>
+      <w:lvlJc w:val="left"/>
+      <w:pPr>
+        <w:ind w:left="6480" w:hanging="360"/>
+      </w:pPr>
+      <w:rPr>
+        <w:rFonts w:ascii="Wingdings" w:hAnsi="Wingdings" w:hint="default"/>
+      </w:rPr>
+    </w:lvl>
+  </w:abstractNum>
+  <w:abstractNum w:abstractNumId="17" w15:restartNumberingAfterBreak="0">
     <w:nsid w:val="5D054B66"/>
     <w:multiLevelType w:val="hybridMultilevel"/>
     <w:tmpl w:val="A6CE9DFC"/>
@@ -5164,7 +7109,7 @@
       </w:rPr>
     </w:lvl>
   </w:abstractNum>
-  <w:abstractNum w:abstractNumId="16" w15:restartNumberingAfterBreak="0">
+  <w:abstractNum w:abstractNumId="18" w15:restartNumberingAfterBreak="0">
     <w:nsid w:val="5D8F0720"/>
     <w:multiLevelType w:val="hybridMultilevel"/>
     <w:tmpl w:val="24D4509A"/>
@@ -5277,7 +7222,7 @@
       </w:rPr>
     </w:lvl>
   </w:abstractNum>
-  <w:abstractNum w:abstractNumId="17" w15:restartNumberingAfterBreak="0">
+  <w:abstractNum w:abstractNumId="19" w15:restartNumberingAfterBreak="0">
     <w:nsid w:val="5DBA0543"/>
     <w:multiLevelType w:val="hybridMultilevel"/>
     <w:tmpl w:val="14FC6A62"/>
@@ -5390,7 +7335,7 @@
       </w:rPr>
     </w:lvl>
   </w:abstractNum>
-  <w:abstractNum w:abstractNumId="18" w15:restartNumberingAfterBreak="0">
+  <w:abstractNum w:abstractNumId="20" w15:restartNumberingAfterBreak="0">
     <w:nsid w:val="64AD7D3B"/>
     <w:multiLevelType w:val="hybridMultilevel"/>
     <w:tmpl w:val="E6B2F6E6"/>
@@ -5502,7 +7447,7 @@
       </w:rPr>
     </w:lvl>
   </w:abstractNum>
-  <w:abstractNum w:abstractNumId="19" w15:restartNumberingAfterBreak="0">
+  <w:abstractNum w:abstractNumId="21" w15:restartNumberingAfterBreak="0">
     <w:nsid w:val="66813560"/>
     <w:multiLevelType w:val="hybridMultilevel"/>
     <w:tmpl w:val="D504BA7A"/>
@@ -5614,7 +7559,7 @@
       </w:rPr>
     </w:lvl>
   </w:abstractNum>
-  <w:abstractNum w:abstractNumId="20" w15:restartNumberingAfterBreak="0">
+  <w:abstractNum w:abstractNumId="22" w15:restartNumberingAfterBreak="0">
     <w:nsid w:val="6CAA04C3"/>
     <w:multiLevelType w:val="hybridMultilevel"/>
     <w:tmpl w:val="A202BA10"/>
@@ -5727,7 +7672,7 @@
       </w:rPr>
     </w:lvl>
   </w:abstractNum>
-  <w:abstractNum w:abstractNumId="21" w15:restartNumberingAfterBreak="0">
+  <w:abstractNum w:abstractNumId="23" w15:restartNumberingAfterBreak="0">
     <w:nsid w:val="737A4DB6"/>
     <w:multiLevelType w:val="hybridMultilevel"/>
     <w:tmpl w:val="2C6A4008"/>
@@ -5839,7 +7784,7 @@
       </w:rPr>
     </w:lvl>
   </w:abstractNum>
-  <w:abstractNum w:abstractNumId="22" w15:restartNumberingAfterBreak="0">
+  <w:abstractNum w:abstractNumId="24" w15:restartNumberingAfterBreak="0">
     <w:nsid w:val="75BF6CE4"/>
     <w:multiLevelType w:val="hybridMultilevel"/>
     <w:tmpl w:val="1FE853D2"/>
@@ -5951,7 +7896,7 @@
       </w:rPr>
     </w:lvl>
   </w:abstractNum>
-  <w:abstractNum w:abstractNumId="23" w15:restartNumberingAfterBreak="0">
+  <w:abstractNum w:abstractNumId="25" w15:restartNumberingAfterBreak="0">
     <w:nsid w:val="76491C0F"/>
     <w:multiLevelType w:val="hybridMultilevel"/>
     <w:tmpl w:val="A4223FFE"/>
@@ -6063,7 +8008,7 @@
       </w:rPr>
     </w:lvl>
   </w:abstractNum>
-  <w:abstractNum w:abstractNumId="24" w15:restartNumberingAfterBreak="0">
+  <w:abstractNum w:abstractNumId="26" w15:restartNumberingAfterBreak="0">
     <w:nsid w:val="79411504"/>
     <w:multiLevelType w:val="hybridMultilevel"/>
     <w:tmpl w:val="6DEC990C"/>
@@ -6175,7 +8120,7 @@
       </w:rPr>
     </w:lvl>
   </w:abstractNum>
-  <w:abstractNum w:abstractNumId="25" w15:restartNumberingAfterBreak="0">
+  <w:abstractNum w:abstractNumId="27" w15:restartNumberingAfterBreak="0">
     <w:nsid w:val="79DB1636"/>
     <w:multiLevelType w:val="hybridMultilevel"/>
     <w:tmpl w:val="78BC60B8"/>
@@ -6288,7 +8233,7 @@
       </w:rPr>
     </w:lvl>
   </w:abstractNum>
-  <w:abstractNum w:abstractNumId="26" w15:restartNumberingAfterBreak="0">
+  <w:abstractNum w:abstractNumId="28" w15:restartNumberingAfterBreak="0">
     <w:nsid w:val="7F6D4972"/>
     <w:multiLevelType w:val="hybridMultilevel"/>
     <w:tmpl w:val="B2701020"/>
@@ -6405,7 +8350,7 @@
     <w:abstractNumId w:val="11"/>
   </w:num>
   <w:num w:numId="2" w16cid:durableId="730226266">
-    <w:abstractNumId w:val="26"/>
+    <w:abstractNumId w:val="28"/>
   </w:num>
   <w:num w:numId="3" w16cid:durableId="179055032">
     <w:abstractNumId w:val="8"/>
@@ -6414,31 +8359,31 @@
     <w:abstractNumId w:val="2"/>
   </w:num>
   <w:num w:numId="5" w16cid:durableId="823353021">
+    <w:abstractNumId w:val="17"/>
+  </w:num>
+  <w:num w:numId="6" w16cid:durableId="1936548158">
     <w:abstractNumId w:val="15"/>
   </w:num>
-  <w:num w:numId="6" w16cid:durableId="1936548158">
-    <w:abstractNumId w:val="14"/>
-  </w:num>
   <w:num w:numId="7" w16cid:durableId="1358848211">
-    <w:abstractNumId w:val="24"/>
+    <w:abstractNumId w:val="26"/>
   </w:num>
   <w:num w:numId="8" w16cid:durableId="2030719311">
     <w:abstractNumId w:val="4"/>
   </w:num>
   <w:num w:numId="9" w16cid:durableId="1960188439">
-    <w:abstractNumId w:val="22"/>
+    <w:abstractNumId w:val="24"/>
   </w:num>
   <w:num w:numId="10" w16cid:durableId="1475954186">
     <w:abstractNumId w:val="7"/>
   </w:num>
   <w:num w:numId="11" w16cid:durableId="34240632">
-    <w:abstractNumId w:val="20"/>
+    <w:abstractNumId w:val="22"/>
   </w:num>
   <w:num w:numId="12" w16cid:durableId="1831630514">
-    <w:abstractNumId w:val="19"/>
+    <w:abstractNumId w:val="21"/>
   </w:num>
   <w:num w:numId="13" w16cid:durableId="189682118">
-    <w:abstractNumId w:val="16"/>
+    <w:abstractNumId w:val="18"/>
   </w:num>
   <w:num w:numId="14" w16cid:durableId="1597977731">
     <w:abstractNumId w:val="1"/>
@@ -6447,7 +8392,7 @@
     <w:abstractNumId w:val="5"/>
   </w:num>
   <w:num w:numId="16" w16cid:durableId="1781560807">
-    <w:abstractNumId w:val="17"/>
+    <w:abstractNumId w:val="19"/>
   </w:num>
   <w:num w:numId="17" w16cid:durableId="234709661">
     <w:abstractNumId w:val="12"/>
@@ -6456,7 +8401,7 @@
     <w:abstractNumId w:val="9"/>
   </w:num>
   <w:num w:numId="19" w16cid:durableId="1908026376">
-    <w:abstractNumId w:val="18"/>
+    <w:abstractNumId w:val="20"/>
   </w:num>
   <w:num w:numId="20" w16cid:durableId="1061715169">
     <w:abstractNumId w:val="6"/>
@@ -6471,16 +8416,22 @@
     <w:abstractNumId w:val="3"/>
   </w:num>
   <w:num w:numId="24" w16cid:durableId="1372683004">
-    <w:abstractNumId w:val="25"/>
+    <w:abstractNumId w:val="27"/>
   </w:num>
   <w:num w:numId="25" w16cid:durableId="547255574">
-    <w:abstractNumId w:val="21"/>
+    <w:abstractNumId w:val="23"/>
   </w:num>
   <w:num w:numId="26" w16cid:durableId="825121759">
     <w:abstractNumId w:val="13"/>
   </w:num>
   <w:num w:numId="27" w16cid:durableId="718750245">
-    <w:abstractNumId w:val="23"/>
+    <w:abstractNumId w:val="25"/>
+  </w:num>
+  <w:num w:numId="28" w16cid:durableId="399449591">
+    <w:abstractNumId w:val="16"/>
+  </w:num>
+  <w:num w:numId="29" w16cid:durableId="1648704040">
+    <w:abstractNumId w:val="14"/>
   </w:num>
 </w:numbering>
 </file>
@@ -6883,6 +8834,7 @@
   <w:style w:type="paragraph" w:default="1" w:styleId="Normal">
     <w:name w:val="Normal"/>
     <w:qFormat/>
+    <w:rsid w:val="00B40829"/>
   </w:style>
   <w:style w:type="paragraph" w:styleId="Heading1">
     <w:name w:val="heading 1"/>
@@ -7090,7 +9042,6 @@
   <w:style w:type="character" w:default="1" w:styleId="DefaultParagraphFont">
     <w:name w:val="Default Paragraph Font"/>
     <w:uiPriority w:val="1"/>
-    <w:semiHidden/>
     <w:unhideWhenUsed/>
   </w:style>
   <w:style w:type="table" w:default="1" w:styleId="TableNormal">

--- a/Personalized Career Orientation & Learning Roadmap Platform for Software Engineering Students..docx
+++ b/Personalized Career Orientation & Learning Roadmap Platform for Software Engineering Students..docx
@@ -52,7 +52,25 @@
           <w:sz w:val="28"/>
           <w:szCs w:val="28"/>
         </w:rPr>
-        <w:t>Trong kỷ nguyên số, ngành Công nghệ Phần mềm (Software Engineering - SE) phát triển với tốc độ chóng mặt, kéo theo sự phân hóa sâu sắc thành nhiều vai trò chuyên môn hóa cao (như Cloud Architect, Data Engineer, DevOps, Backend Developer,...). Sinh viên ngành IT khi ngồi trên ghế nhà trường thường được đào tạo theo mô hình "Generalist" (kiến thức rộng nhưng nông).</w:t>
+        <w:t xml:space="preserve">Trong kỷ nguyên số, ngành Công nghệ Phần mềm (Software Engineering - SE) phát triển với tốc độ chóng mặt, kéo theo sự phân hóa sâu sắc thành nhiều vai trò chuyên môn hóa cao (như Cloud Architect, Data Engineer, DevOps, Backend </w:t>
+      </w:r>
+      <w:proofErr w:type="gramStart"/>
+      <w:r>
+        <w:rPr>
+          <w:rFonts w:ascii="Times New Roman" w:hAnsi="Times New Roman" w:cs="Times New Roman"/>
+          <w:sz w:val="28"/>
+          <w:szCs w:val="28"/>
+        </w:rPr>
+        <w:t>Developer,...</w:t>
+      </w:r>
+      <w:proofErr w:type="gramEnd"/>
+      <w:r>
+        <w:rPr>
+          <w:rFonts w:ascii="Times New Roman" w:hAnsi="Times New Roman" w:cs="Times New Roman"/>
+          <w:sz w:val="28"/>
+          <w:szCs w:val="28"/>
+        </w:rPr>
+        <w:t>). Sinh viên ngành IT khi ngồi trên ghế nhà trường thường được đào tạo theo mô hình "Generalist" (kiến thức rộng nhưng nông).</w:t>
       </w:r>
     </w:p>
     <w:p>
@@ -612,6 +630,7 @@
         </w:rPr>
         <w:t>github_username (</w:t>
       </w:r>
+      <w:proofErr w:type="gramStart"/>
       <w:r>
         <w:rPr>
           <w:rFonts w:ascii="Times New Roman" w:hAnsi="Times New Roman" w:cs="Times New Roman"/>
@@ -626,7 +645,16 @@
           <w:sz w:val="28"/>
           <w:szCs w:val="28"/>
         </w:rPr>
-        <w:t>VARCHAR,Unique) - Tài khoản GitHub để đồng bộ portfolio.</w:t>
+        <w:t>VARCHAR,Unique</w:t>
+      </w:r>
+      <w:proofErr w:type="gramEnd"/>
+      <w:r>
+        <w:rPr>
+          <w:rFonts w:ascii="Times New Roman" w:hAnsi="Times New Roman" w:cs="Times New Roman"/>
+          <w:sz w:val="28"/>
+          <w:szCs w:val="28"/>
+        </w:rPr>
+        <w:t>) - Tài khoản GitHub để đồng bộ portfolio.</w:t>
       </w:r>
     </w:p>
     <w:p>
@@ -2194,7 +2222,15 @@
         <w:pStyle w:val="Heading3"/>
       </w:pPr>
       <w:r>
-        <w:t>2.2.Mối quan hệ của các thực th</w:t>
+        <w:t>2.</w:t>
+      </w:r>
+      <w:proofErr w:type="gramStart"/>
+      <w:r>
+        <w:t>2.Mối</w:t>
+      </w:r>
+      <w:proofErr w:type="gramEnd"/>
+      <w:r>
+        <w:t xml:space="preserve"> quan hệ của các thực th</w:t>
       </w:r>
       <w:r>
         <w:t>ể</w:t>
@@ -2496,13 +2532,23 @@
                 <w:szCs w:val="28"/>
               </w:rPr>
             </w:pPr>
+            <w:proofErr w:type="gramStart"/>
             <w:r>
               <w:rPr>
                 <w:rFonts w:ascii="Times New Roman" w:hAnsi="Times New Roman" w:cs="Times New Roman"/>
                 <w:sz w:val="28"/>
                 <w:szCs w:val="28"/>
               </w:rPr>
-              <w:t>1 : N</w:t>
+              <w:t>1 :</w:t>
+            </w:r>
+            <w:proofErr w:type="gramEnd"/>
+            <w:r>
+              <w:rPr>
+                <w:rFonts w:ascii="Times New Roman" w:hAnsi="Times New Roman" w:cs="Times New Roman"/>
+                <w:sz w:val="28"/>
+                <w:szCs w:val="28"/>
+              </w:rPr>
+              <w:t xml:space="preserve"> N</w:t>
             </w:r>
           </w:p>
         </w:tc>
@@ -2597,13 +2643,23 @@
                 <w:szCs w:val="28"/>
               </w:rPr>
             </w:pPr>
+            <w:proofErr w:type="gramStart"/>
             <w:r>
               <w:rPr>
                 <w:rFonts w:ascii="Times New Roman" w:hAnsi="Times New Roman" w:cs="Times New Roman"/>
                 <w:sz w:val="28"/>
                 <w:szCs w:val="28"/>
               </w:rPr>
-              <w:t>1 : N</w:t>
+              <w:t>1 :</w:t>
+            </w:r>
+            <w:proofErr w:type="gramEnd"/>
+            <w:r>
+              <w:rPr>
+                <w:rFonts w:ascii="Times New Roman" w:hAnsi="Times New Roman" w:cs="Times New Roman"/>
+                <w:sz w:val="28"/>
+                <w:szCs w:val="28"/>
+              </w:rPr>
+              <w:t xml:space="preserve"> N</w:t>
             </w:r>
           </w:p>
         </w:tc>
@@ -2716,13 +2772,23 @@
                 <w:szCs w:val="28"/>
               </w:rPr>
             </w:pPr>
+            <w:proofErr w:type="gramStart"/>
             <w:r>
               <w:rPr>
                 <w:rFonts w:ascii="Times New Roman" w:hAnsi="Times New Roman" w:cs="Times New Roman"/>
                 <w:sz w:val="28"/>
                 <w:szCs w:val="28"/>
               </w:rPr>
-              <w:t>1 : N</w:t>
+              <w:t>1 :</w:t>
+            </w:r>
+            <w:proofErr w:type="gramEnd"/>
+            <w:r>
+              <w:rPr>
+                <w:rFonts w:ascii="Times New Roman" w:hAnsi="Times New Roman" w:cs="Times New Roman"/>
+                <w:sz w:val="28"/>
+                <w:szCs w:val="28"/>
+              </w:rPr>
+              <w:t xml:space="preserve"> N</w:t>
             </w:r>
           </w:p>
         </w:tc>
@@ -2818,6 +2884,7 @@
                 <w:szCs w:val="28"/>
               </w:rPr>
             </w:pPr>
+            <w:proofErr w:type="gramStart"/>
             <w:r>
               <w:rPr>
                 <w:rFonts w:ascii="Times New Roman" w:hAnsi="Times New Roman" w:cs="Times New Roman"/>
@@ -2826,6 +2893,7 @@
               </w:rPr>
               <w:t>1 :N</w:t>
             </w:r>
+            <w:proofErr w:type="gramEnd"/>
           </w:p>
         </w:tc>
         <w:tc>
@@ -2919,13 +2987,23 @@
                 <w:szCs w:val="28"/>
               </w:rPr>
             </w:pPr>
+            <w:proofErr w:type="gramStart"/>
             <w:r>
               <w:rPr>
                 <w:rFonts w:ascii="Times New Roman" w:hAnsi="Times New Roman" w:cs="Times New Roman"/>
                 <w:sz w:val="28"/>
                 <w:szCs w:val="28"/>
               </w:rPr>
-              <w:t>1 : N</w:t>
+              <w:t>1 :</w:t>
+            </w:r>
+            <w:proofErr w:type="gramEnd"/>
+            <w:r>
+              <w:rPr>
+                <w:rFonts w:ascii="Times New Roman" w:hAnsi="Times New Roman" w:cs="Times New Roman"/>
+                <w:sz w:val="28"/>
+                <w:szCs w:val="28"/>
+              </w:rPr>
+              <w:t xml:space="preserve"> N</w:t>
             </w:r>
           </w:p>
         </w:tc>
@@ -3020,13 +3098,23 @@
                 <w:szCs w:val="28"/>
               </w:rPr>
             </w:pPr>
+            <w:proofErr w:type="gramStart"/>
             <w:r>
               <w:rPr>
                 <w:rFonts w:ascii="Times New Roman" w:hAnsi="Times New Roman" w:cs="Times New Roman"/>
                 <w:sz w:val="28"/>
                 <w:szCs w:val="28"/>
               </w:rPr>
-              <w:t>1 : N</w:t>
+              <w:t>1 :</w:t>
+            </w:r>
+            <w:proofErr w:type="gramEnd"/>
+            <w:r>
+              <w:rPr>
+                <w:rFonts w:ascii="Times New Roman" w:hAnsi="Times New Roman" w:cs="Times New Roman"/>
+                <w:sz w:val="28"/>
+                <w:szCs w:val="28"/>
+              </w:rPr>
+              <w:t xml:space="preserve"> N</w:t>
             </w:r>
           </w:p>
         </w:tc>
@@ -3121,13 +3209,23 @@
                 <w:szCs w:val="28"/>
               </w:rPr>
             </w:pPr>
+            <w:proofErr w:type="gramStart"/>
             <w:r>
               <w:rPr>
                 <w:rFonts w:ascii="Times New Roman" w:hAnsi="Times New Roman" w:cs="Times New Roman"/>
                 <w:sz w:val="28"/>
                 <w:szCs w:val="28"/>
               </w:rPr>
-              <w:t>1 : N</w:t>
+              <w:t>1 :</w:t>
+            </w:r>
+            <w:proofErr w:type="gramEnd"/>
+            <w:r>
+              <w:rPr>
+                <w:rFonts w:ascii="Times New Roman" w:hAnsi="Times New Roman" w:cs="Times New Roman"/>
+                <w:sz w:val="28"/>
+                <w:szCs w:val="28"/>
+              </w:rPr>
+              <w:t xml:space="preserve"> N</w:t>
             </w:r>
           </w:p>
         </w:tc>
@@ -3151,7 +3249,25 @@
                 <w:sz w:val="28"/>
                 <w:szCs w:val="28"/>
               </w:rPr>
-              <w:t>Một phiên trò chuyện chứa nhiều tin nhắn đối thoại ,một tin nhắn phải thuộc về một phiên nhất định.</w:t>
+              <w:t xml:space="preserve">Một phiên trò chuyện chứa nhiều tin nhắn đối </w:t>
+            </w:r>
+            <w:proofErr w:type="gramStart"/>
+            <w:r>
+              <w:rPr>
+                <w:rFonts w:ascii="Times New Roman" w:hAnsi="Times New Roman" w:cs="Times New Roman"/>
+                <w:sz w:val="28"/>
+                <w:szCs w:val="28"/>
+              </w:rPr>
+              <w:t>thoại ,một</w:t>
+            </w:r>
+            <w:proofErr w:type="gramEnd"/>
+            <w:r>
+              <w:rPr>
+                <w:rFonts w:ascii="Times New Roman" w:hAnsi="Times New Roman" w:cs="Times New Roman"/>
+                <w:sz w:val="28"/>
+                <w:szCs w:val="28"/>
+              </w:rPr>
+              <w:t xml:space="preserve"> tin nhắn phải thuộc về một phiên nhất định.</w:t>
             </w:r>
           </w:p>
         </w:tc>
@@ -3222,13 +3338,23 @@
                 <w:szCs w:val="28"/>
               </w:rPr>
             </w:pPr>
+            <w:proofErr w:type="gramStart"/>
             <w:r>
               <w:rPr>
                 <w:rFonts w:ascii="Times New Roman" w:hAnsi="Times New Roman" w:cs="Times New Roman"/>
                 <w:sz w:val="28"/>
                 <w:szCs w:val="28"/>
               </w:rPr>
-              <w:t>N : N</w:t>
+              <w:t>N :</w:t>
+            </w:r>
+            <w:proofErr w:type="gramEnd"/>
+            <w:r>
+              <w:rPr>
+                <w:rFonts w:ascii="Times New Roman" w:hAnsi="Times New Roman" w:cs="Times New Roman"/>
+                <w:sz w:val="28"/>
+                <w:szCs w:val="28"/>
+              </w:rPr>
+              <w:t xml:space="preserve"> N</w:t>
             </w:r>
           </w:p>
         </w:tc>
@@ -3305,46 +3431,10 @@
           <w:sz w:val="28"/>
           <w:szCs w:val="28"/>
         </w:rPr>
-        <w:t>2.3.Mô hình ERD</w:t>
-      </w:r>
-    </w:p>
-    <w:p>
-      <w:pPr>
-        <w:rPr>
-          <w:rFonts w:ascii="Times New Roman" w:hAnsi="Times New Roman" w:cs="Times New Roman"/>
-          <w:sz w:val="28"/>
-          <w:szCs w:val="28"/>
-        </w:rPr>
-      </w:pPr>
-    </w:p>
-    <w:p>
-      <w:pPr>
-        <w:rPr>
-          <w:rFonts w:ascii="Times New Roman" w:hAnsi="Times New Roman" w:cs="Times New Roman"/>
-          <w:sz w:val="28"/>
-          <w:szCs w:val="28"/>
-        </w:rPr>
-      </w:pPr>
-      <w:r>
-        <w:rPr>
-          <w:rFonts w:ascii="Times New Roman" w:hAnsi="Times New Roman" w:cs="Times New Roman"/>
-          <w:sz w:val="28"/>
-          <w:szCs w:val="28"/>
-        </w:rPr>
-        <w:t>v.v….</w:t>
-      </w:r>
-    </w:p>
-    <w:p>
-      <w:pPr>
-        <w:rPr>
-          <w:rFonts w:ascii="Times New Roman" w:hAnsi="Times New Roman" w:cs="Times New Roman"/>
-          <w:sz w:val="28"/>
-          <w:szCs w:val="28"/>
-        </w:rPr>
-      </w:pPr>
-    </w:p>
-    <w:p>
-      <w:pPr>
+        <w:t>2.</w:t>
+      </w:r>
+      <w:proofErr w:type="gramStart"/>
+      <w:r>
         <w:rPr>
           <w:rFonts w:ascii="Times New Roman" w:hAnsi="Times New Roman" w:cs="Times New Roman"/>
           <w:b/>
@@ -3352,7 +3442,9 @@
           <w:sz w:val="28"/>
           <w:szCs w:val="28"/>
         </w:rPr>
-      </w:pPr>
+        <w:t>3.Mô</w:t>
+      </w:r>
+      <w:proofErr w:type="gramEnd"/>
       <w:r>
         <w:rPr>
           <w:rFonts w:ascii="Times New Roman" w:hAnsi="Times New Roman" w:cs="Times New Roman"/>
@@ -3361,8 +3453,43 @@
           <w:sz w:val="28"/>
           <w:szCs w:val="28"/>
         </w:rPr>
-        <w:t>2.4.Nghiệp vụ hệ thống</w:t>
-      </w:r>
+        <w:t xml:space="preserve"> hình ERD</w:t>
+      </w:r>
+    </w:p>
+    <w:p>
+      <w:pPr>
+        <w:rPr>
+          <w:rFonts w:ascii="Times New Roman" w:hAnsi="Times New Roman" w:cs="Times New Roman"/>
+          <w:sz w:val="28"/>
+          <w:szCs w:val="28"/>
+        </w:rPr>
+      </w:pPr>
+    </w:p>
+    <w:p>
+      <w:pPr>
+        <w:rPr>
+          <w:rFonts w:ascii="Times New Roman" w:hAnsi="Times New Roman" w:cs="Times New Roman"/>
+          <w:sz w:val="28"/>
+          <w:szCs w:val="28"/>
+        </w:rPr>
+      </w:pPr>
+      <w:r>
+        <w:rPr>
+          <w:rFonts w:ascii="Times New Roman" w:hAnsi="Times New Roman" w:cs="Times New Roman"/>
+          <w:sz w:val="28"/>
+          <w:szCs w:val="28"/>
+        </w:rPr>
+        <w:t>v.v….</w:t>
+      </w:r>
+    </w:p>
+    <w:p>
+      <w:pPr>
+        <w:rPr>
+          <w:rFonts w:ascii="Times New Roman" w:hAnsi="Times New Roman" w:cs="Times New Roman"/>
+          <w:sz w:val="28"/>
+          <w:szCs w:val="28"/>
+        </w:rPr>
+      </w:pPr>
     </w:p>
     <w:p>
       <w:pPr>
@@ -3382,8 +3509,9 @@
           <w:sz w:val="28"/>
           <w:szCs w:val="28"/>
         </w:rPr>
-        <w:t>2.4.1.</w:t>
-      </w:r>
+        <w:t>2.</w:t>
+      </w:r>
+      <w:proofErr w:type="gramStart"/>
       <w:r>
         <w:rPr>
           <w:rFonts w:ascii="Times New Roman" w:hAnsi="Times New Roman" w:cs="Times New Roman"/>
@@ -3392,7 +3520,71 @@
           <w:sz w:val="28"/>
           <w:szCs w:val="28"/>
         </w:rPr>
-        <w:t>Các nghiệp vụ chính</w:t>
+        <w:t>4.Nghiệp</w:t>
+      </w:r>
+      <w:proofErr w:type="gramEnd"/>
+      <w:r>
+        <w:rPr>
+          <w:rFonts w:ascii="Times New Roman" w:hAnsi="Times New Roman" w:cs="Times New Roman"/>
+          <w:b/>
+          <w:bCs/>
+          <w:sz w:val="28"/>
+          <w:szCs w:val="28"/>
+        </w:rPr>
+        <w:t xml:space="preserve"> vụ hệ thống</w:t>
+      </w:r>
+    </w:p>
+    <w:p>
+      <w:pPr>
+        <w:rPr>
+          <w:rFonts w:ascii="Times New Roman" w:hAnsi="Times New Roman" w:cs="Times New Roman"/>
+          <w:b/>
+          <w:bCs/>
+          <w:sz w:val="28"/>
+          <w:szCs w:val="28"/>
+        </w:rPr>
+      </w:pPr>
+      <w:r>
+        <w:rPr>
+          <w:rFonts w:ascii="Times New Roman" w:hAnsi="Times New Roman" w:cs="Times New Roman"/>
+          <w:b/>
+          <w:bCs/>
+          <w:sz w:val="28"/>
+          <w:szCs w:val="28"/>
+        </w:rPr>
+        <w:t>2.4.</w:t>
+      </w:r>
+      <w:proofErr w:type="gramStart"/>
+      <w:r>
+        <w:rPr>
+          <w:rFonts w:ascii="Times New Roman" w:hAnsi="Times New Roman" w:cs="Times New Roman"/>
+          <w:b/>
+          <w:bCs/>
+          <w:sz w:val="28"/>
+          <w:szCs w:val="28"/>
+        </w:rPr>
+        <w:t>1.</w:t>
+      </w:r>
+      <w:r>
+        <w:rPr>
+          <w:rFonts w:ascii="Times New Roman" w:hAnsi="Times New Roman" w:cs="Times New Roman"/>
+          <w:b/>
+          <w:bCs/>
+          <w:sz w:val="28"/>
+          <w:szCs w:val="28"/>
+        </w:rPr>
+        <w:t>Các</w:t>
+      </w:r>
+      <w:proofErr w:type="gramEnd"/>
+      <w:r>
+        <w:rPr>
+          <w:rFonts w:ascii="Times New Roman" w:hAnsi="Times New Roman" w:cs="Times New Roman"/>
+          <w:b/>
+          <w:bCs/>
+          <w:sz w:val="28"/>
+          <w:szCs w:val="28"/>
+        </w:rPr>
+        <w:t xml:space="preserve"> nghiệp vụ chính</w:t>
       </w:r>
     </w:p>
     <w:p>
@@ -3544,8 +3736,9 @@
           <w:sz w:val="28"/>
           <w:szCs w:val="28"/>
         </w:rPr>
-        <w:t>2.4.2.</w:t>
-      </w:r>
+        <w:t>2.4.</w:t>
+      </w:r>
+      <w:proofErr w:type="gramStart"/>
       <w:r>
         <w:rPr>
           <w:b/>
@@ -3553,7 +3746,26 @@
           <w:sz w:val="28"/>
           <w:szCs w:val="28"/>
         </w:rPr>
-        <w:t xml:space="preserve">Mockup cho hệ thống Console </w:t>
+        <w:t>2.</w:t>
+      </w:r>
+      <w:r>
+        <w:rPr>
+          <w:b/>
+          <w:bCs/>
+          <w:sz w:val="28"/>
+          <w:szCs w:val="28"/>
+        </w:rPr>
+        <w:t>Mockup</w:t>
+      </w:r>
+      <w:proofErr w:type="gramEnd"/>
+      <w:r>
+        <w:rPr>
+          <w:b/>
+          <w:bCs/>
+          <w:sz w:val="28"/>
+          <w:szCs w:val="28"/>
+        </w:rPr>
+        <w:t xml:space="preserve"> cho hệ thống Console </w:t>
       </w:r>
     </w:p>
     <w:p>
@@ -3701,7 +3913,22 @@
           <w:sz w:val="28"/>
           <w:szCs w:val="28"/>
         </w:rPr>
-        <w:t xml:space="preserve">2. Đăng nhập hệ thống (Local) 3. Đăng nhập thông qua Google OAuth 2.0 (Mô phỏng) </w:t>
+        <w:t xml:space="preserve">2. Đăng nhập hệ thống (Local) </w:t>
+      </w:r>
+    </w:p>
+    <w:p>
+      <w:pPr>
+        <w:rPr>
+          <w:sz w:val="28"/>
+          <w:szCs w:val="28"/>
+        </w:rPr>
+      </w:pPr>
+      <w:r>
+        <w:rPr>
+          <w:sz w:val="28"/>
+          <w:szCs w:val="28"/>
+        </w:rPr>
+        <w:t xml:space="preserve">3. Đăng nhập thông qua Google OAuth 2.0 (Mô phỏng) </w:t>
       </w:r>
     </w:p>
     <w:p>
@@ -3867,7 +4094,7 @@
           <w:sz w:val="28"/>
           <w:szCs w:val="28"/>
         </w:rPr>
-        <w:t xml:space="preserve">================ MENU CHỨC NĂNG - SINH VIÊN: [Nguyễn Văn A] ================ </w:t>
+        <w:t xml:space="preserve">========== MENU CHỨC NĂNG - SINH VIÊN: [Nguyễn Văn A] ========== </w:t>
       </w:r>
     </w:p>
     <w:p>
@@ -3986,7 +4213,22 @@
           <w:sz w:val="28"/>
           <w:szCs w:val="28"/>
         </w:rPr>
-        <w:t xml:space="preserve">7. Đăng xuất (Quay lại Menu hệ thống) 0. Thoát hẳn ứng dụng ==============================================================Lựa chọn của bạn (0-7): </w:t>
+        <w:t xml:space="preserve">7. Đăng xuất (Quay lại Menu hệ thống) </w:t>
+      </w:r>
+    </w:p>
+    <w:p>
+      <w:pPr>
+        <w:rPr>
+          <w:sz w:val="28"/>
+          <w:szCs w:val="28"/>
+        </w:rPr>
+      </w:pPr>
+      <w:r>
+        <w:rPr>
+          <w:sz w:val="28"/>
+          <w:szCs w:val="28"/>
+        </w:rPr>
+        <w:t xml:space="preserve">0. Thoát hẳn ứng dụng ==============================================================Lựa chọn của bạn (0-7): </w:t>
       </w:r>
     </w:p>
     <w:p>
@@ -4355,6 +4597,14 @@
           <w:szCs w:val="28"/>
         </w:rPr>
       </w:pPr>
+    </w:p>
+    <w:p>
+      <w:pPr>
+        <w:rPr>
+          <w:sz w:val="28"/>
+          <w:szCs w:val="28"/>
+        </w:rPr>
+      </w:pPr>
       <w:r>
         <w:rPr>
           <w:sz w:val="28"/>
@@ -4399,10 +4649,10 @@
           <w:szCs w:val="28"/>
         </w:rPr>
         <w:drawing>
-          <wp:inline distT="0" distB="0" distL="0" distR="0" wp14:anchorId="12F152FC" wp14:editId="6F5DEF26">
-            <wp:extent cx="5943600" cy="4079240"/>
-            <wp:effectExtent l="0" t="0" r="0" b="0"/>
-            <wp:docPr id="7" name="Picture 7"/>
+          <wp:inline distT="0" distB="0" distL="0" distR="0" wp14:anchorId="44C51752" wp14:editId="31D7543B">
+            <wp:extent cx="5943600" cy="4163060"/>
+            <wp:effectExtent l="0" t="0" r="0" b="8890"/>
+            <wp:docPr id="8" name="Picture 8"/>
             <wp:cNvGraphicFramePr>
               <a:graphicFrameLocks xmlns:a="http://schemas.openxmlformats.org/drawingml/2006/main" noChangeAspect="1"/>
             </wp:cNvGraphicFramePr>
@@ -4422,7 +4672,7 @@
                   <pic:spPr>
                     <a:xfrm>
                       <a:off x="0" y="0"/>
-                      <a:ext cx="5943600" cy="4079240"/>
+                      <a:ext cx="5943600" cy="4163060"/>
                     </a:xfrm>
                     <a:prstGeom prst="rect">
                       <a:avLst/>
@@ -4886,7 +5136,23 @@
           <w:sz w:val="28"/>
           <w:szCs w:val="28"/>
         </w:rPr>
-        <w:t>3. [ ] KỸ NĂNG: Spring Boot Framework (Mức độ: Nâng cao) - TRẠNG THÁI: CHƯA HỌC</w:t>
+        <w:t xml:space="preserve">3. </w:t>
+      </w:r>
+      <w:proofErr w:type="gramStart"/>
+      <w:r>
+        <w:rPr>
+          <w:sz w:val="28"/>
+          <w:szCs w:val="28"/>
+        </w:rPr>
+        <w:t>[ ]</w:t>
+      </w:r>
+      <w:proofErr w:type="gramEnd"/>
+      <w:r>
+        <w:rPr>
+          <w:sz w:val="28"/>
+          <w:szCs w:val="28"/>
+        </w:rPr>
+        <w:t xml:space="preserve"> KỸ NĂNG: Spring Boot Framework (Mức độ: Nâng cao) - TRẠNG THÁI: CHƯA HỌC</w:t>
       </w:r>
     </w:p>
     <w:p>
@@ -5023,21 +5289,6 @@
           <w:szCs w:val="28"/>
         </w:rPr>
         <w:t>==============================================================</w:t>
-      </w:r>
-    </w:p>
-    <w:p>
-      <w:pPr>
-        <w:rPr>
-          <w:sz w:val="28"/>
-          <w:szCs w:val="28"/>
-        </w:rPr>
-      </w:pPr>
-      <w:r>
-        <w:rPr>
-          <w:sz w:val="28"/>
-          <w:szCs w:val="28"/>
-        </w:rPr>
-        <w:t>[Mẹo]: Nhấn số ID của Kỹ năng (e.g., 1, 2.2) để cập nhật Trạng thái học tập.</w:t>
       </w:r>
     </w:p>
     <w:p>
